--- a/Printed Exam Notes/Ch 26 Index.docx
+++ b/Printed Exam Notes/Ch 26 Index.docx
@@ -48,7 +48,7 @@
         <w:fldChar w:fldCharType="begin"/>
       </w:r>
       <w:r>
-        <w:instrText xml:space="preserve"> PAGEREF lkLkClues \h </w:instrText>
+        <w:instrText xml:space="preserve"> PAGEREF lk26LkClues \h </w:instrText>
       </w:r>
       <w:r>
         <w:fldChar w:fldCharType="separate"/>
@@ -76,7 +76,7 @@
         <w:fldChar w:fldCharType="begin"/>
       </w:r>
       <w:r>
-        <w:instrText xml:space="preserve"> PAGEREF lkLkGloss \h </w:instrText>
+        <w:instrText xml:space="preserve"> PAGEREF lk26LkGloss \h </w:instrText>
       </w:r>
       <w:r>
         <w:fldChar w:fldCharType="separate"/>
@@ -104,7 +104,7 @@
         <w:fldChar w:fldCharType="begin"/>
       </w:r>
       <w:r>
-        <w:instrText xml:space="preserve"> PAGEREF lkLkIndex \h </w:instrText>
+        <w:instrText xml:space="preserve"> PAGEREF lk26LkIndex \h </w:instrText>
       </w:r>
       <w:r>
         <w:fldChar w:fldCharType="separate"/>
@@ -120,7 +120,7 @@
       <w:pPr>
         <w:pStyle w:val="Lookupheading"/>
       </w:pPr>
-      <w:bookmarkStart w:id="1" w:name="lkLkClues"/>
+      <w:bookmarkStart w:id="1" w:name="lk26LkClues"/>
       <w:r>
         <w:rPr>
           <w:rStyle w:val="Slidecode"/>
@@ -996,7 +996,7 @@
       <w:pPr>
         <w:pStyle w:val="Lookupheading"/>
       </w:pPr>
-      <w:bookmarkStart w:id="2" w:name="lkLkGloss"/>
+      <w:bookmarkStart w:id="2" w:name="lk26LkGloss"/>
       <w:r>
         <w:rPr>
           <w:rStyle w:val="Slidecode"/>
@@ -1219,7 +1219,7 @@
       <w:pPr>
         <w:pStyle w:val="Lookupheading"/>
       </w:pPr>
-      <w:bookmarkStart w:id="3" w:name="lkLkIndex"/>
+      <w:bookmarkStart w:id="3" w:name="lk26LkIndex"/>
       <w:r>
         <w:rPr>
           <w:rStyle w:val="Slidecode"/>

--- a/Printed Exam Notes/Ch 26 Index.docx
+++ b/Printed Exam Notes/Ch 26 Index.docx
@@ -1540,7 +1540,7 @@
       </w:r>
       <w:r>
         <w:rPr/>
-        <w:t xml:space="preserve"> 26.1.20, 26.1.7, 26.1.21–22</w:t>
+        <w:t xml:space="preserve"> 26.1.20, 26.1.7, 26.1.17, 26.1.21–22</w:t>
       </w:r>
     </w:p>
     <w:p>
@@ -2026,79 +2026,79 @@
     </w:pPr>
     <w:r>
       <w:rPr>
-        <w:sz w:val="18"/>
+        <w:sz w:val="17"/>
       </w:rPr>
     </w:r>
     <w:r>
       <w:rPr>
-        <w:sz w:val="16"/>
+        <w:sz w:val="15"/>
       </w:rPr>
       <w:t>BIO II printed notes: Ch 26 (index)</w:t>
       <w:tab/>
     </w:r>
     <w:r>
       <w:rPr>
-        <w:sz w:val="18"/>
+        <w:sz w:val="17"/>
       </w:rPr>
       <w:fldChar w:fldCharType="begin"/>
     </w:r>
     <w:r>
       <w:rPr>
-        <w:sz w:val="18"/>
+        <w:sz w:val="17"/>
       </w:rPr>
       <w:instrText xml:space="preserve"> STYLEREF "Slide code" </w:instrText>
     </w:r>
     <w:r>
       <w:rPr>
-        <w:sz w:val="18"/>
+        <w:sz w:val="17"/>
       </w:rPr>
       <w:fldChar w:fldCharType="separate"/>
     </w:r>
     <w:r>
       <w:rPr>
-        <w:sz w:val="18"/>
+        <w:sz w:val="17"/>
       </w:rPr>
       <w:t/>
     </w:r>
     <w:r>
       <w:rPr>
-        <w:sz w:val="18"/>
+        <w:sz w:val="17"/>
       </w:rPr>
       <w:fldChar w:fldCharType="end"/>
     </w:r>
     <w:r>
       <w:rPr>
-        <w:sz w:val="18"/>
+        <w:sz w:val="17"/>
       </w:rPr>
       <w:t xml:space="preserve"> – </w:t>
     </w:r>
     <w:r>
       <w:rPr>
-        <w:sz w:val="18"/>
+        <w:sz w:val="17"/>
       </w:rPr>
       <w:fldChar w:fldCharType="begin"/>
     </w:r>
     <w:r>
       <w:rPr>
-        <w:sz w:val="18"/>
+        <w:sz w:val="17"/>
       </w:rPr>
       <w:instrText xml:space="preserve"> STYLEREF "Slide code" \l </w:instrText>
     </w:r>
     <w:r>
       <w:rPr>
-        <w:sz w:val="18"/>
+        <w:sz w:val="17"/>
       </w:rPr>
       <w:fldChar w:fldCharType="separate"/>
     </w:r>
     <w:r>
       <w:rPr>
-        <w:sz w:val="18"/>
+        <w:sz w:val="17"/>
       </w:rPr>
       <w:t/>
     </w:r>
     <w:r>
       <w:rPr>
-        <w:sz w:val="18"/>
+        <w:sz w:val="17"/>
       </w:rPr>
       <w:fldChar w:fldCharType="end"/>
     </w:r>
@@ -2286,7 +2286,7 @@
       <w:lvlText w:val="•"/>
       <w:lvlJc w:val="left"/>
       <w:pPr>
-        <w:ind w:left="183" w:hanging="183"/>
+        <w:ind w:left="172" w:hanging="172"/>
       </w:pPr>
       <w:rPr>
         <w:rFonts w:ascii="Arial Narrow" w:hAnsi="Arial Narrow" w:cs="Arial Narrow"/>
@@ -2298,7 +2298,7 @@
       <w:lvlText w:val="–"/>
       <w:lvlJc w:val="left"/>
       <w:pPr>
-        <w:ind w:left="379" w:hanging="183"/>
+        <w:ind w:left="356" w:hanging="172"/>
       </w:pPr>
       <w:rPr>
         <w:rFonts w:ascii="Arial Narrow" w:hAnsi="Arial Narrow" w:cs="Arial Narrow"/>
@@ -2310,7 +2310,7 @@
       <w:lvlText w:val="–"/>
       <w:lvlJc w:val="left"/>
       <w:pPr>
-        <w:ind w:left="575" w:hanging="183"/>
+        <w:ind w:left="540" w:hanging="172"/>
       </w:pPr>
       <w:rPr>
         <w:rFonts w:ascii="Arial Narrow" w:hAnsi="Arial Narrow" w:cs="Arial Narrow"/>
@@ -2322,7 +2322,7 @@
       <w:lvlText w:val="–"/>
       <w:lvlJc w:val="left"/>
       <w:pPr>
-        <w:ind w:left="771" w:hanging="183"/>
+        <w:ind w:left="724" w:hanging="172"/>
       </w:pPr>
       <w:rPr>
         <w:rFonts w:ascii="Arial Narrow" w:hAnsi="Arial Narrow" w:cs="Arial Narrow"/>
@@ -2334,7 +2334,7 @@
       <w:lvlText w:val="–"/>
       <w:lvlJc w:val="left"/>
       <w:pPr>
-        <w:ind w:left="967" w:hanging="183"/>
+        <w:ind w:left="908" w:hanging="172"/>
       </w:pPr>
       <w:rPr>
         <w:rFonts w:ascii="Arial Narrow" w:hAnsi="Arial Narrow" w:cs="Arial Narrow"/>
@@ -2346,7 +2346,7 @@
       <w:lvlText w:val="–"/>
       <w:lvlJc w:val="left"/>
       <w:pPr>
-        <w:ind w:left="1163" w:hanging="183"/>
+        <w:ind w:left="1092" w:hanging="172"/>
       </w:pPr>
       <w:rPr>
         <w:rFonts w:ascii="Arial Narrow" w:hAnsi="Arial Narrow" w:cs="Arial Narrow"/>
@@ -2358,7 +2358,7 @@
       <w:lvlText w:val="–"/>
       <w:lvlJc w:val="left"/>
       <w:pPr>
-        <w:ind w:left="1359" w:hanging="183"/>
+        <w:ind w:left="1276" w:hanging="172"/>
       </w:pPr>
       <w:rPr>
         <w:rFonts w:ascii="Arial Narrow" w:hAnsi="Arial Narrow" w:cs="Arial Narrow"/>
@@ -2370,7 +2370,7 @@
       <w:lvlText w:val="–"/>
       <w:lvlJc w:val="left"/>
       <w:pPr>
-        <w:ind w:left="1555" w:hanging="183"/>
+        <w:ind w:left="1460" w:hanging="172"/>
       </w:pPr>
       <w:rPr>
         <w:rFonts w:ascii="Arial Narrow" w:hAnsi="Arial Narrow" w:cs="Arial Narrow"/>
@@ -2382,7 +2382,7 @@
       <w:lvlText w:val="–"/>
       <w:lvlJc w:val="left"/>
       <w:pPr>
-        <w:ind w:left="1751" w:hanging="183"/>
+        <w:ind w:left="1644" w:hanging="172"/>
       </w:pPr>
       <w:rPr>
         <w:rFonts w:ascii="Arial Narrow" w:hAnsi="Arial Narrow" w:cs="Arial Narrow"/>
@@ -2587,7 +2587,7 @@
     </w:pPr>
     <w:rPr>
       <w:rFonts w:ascii="Arial Narrow" w:hAnsi="Arial Narrow" w:eastAsia="Arial Narrow"/>
-      <w:sz w:val="24"/>
+      <w:sz w:val="23"/>
     </w:rPr>
   </w:style>
   <w:style w:type="paragraph" w:styleId="Header">
@@ -14275,11 +14275,11 @@
     <w:name w:val="Notes title"/>
     <w:basedOn w:val="Normal"/>
     <w:pPr>
-      <w:spacing w:before="0" w:after="49"/>
+      <w:spacing w:before="0" w:after="46"/>
     </w:pPr>
     <w:rPr>
       <w:b/>
-      <w:sz w:val="30"/>
+      <w:sz w:val="29"/>
     </w:rPr>
   </w:style>
   <w:style w:type="paragraph" w:customStyle="1" w:styleId="Howto">
@@ -14307,7 +14307,7 @@
         <w:right w:val="single" w:sz="4" w:space="2" w:color="auto"/>
       </w:pBdr>
       <w:spacing w:before="0" w:after="0"/>
-      <w:ind w:left="245" w:hanging="245"/>
+      <w:ind w:left="230" w:hanging="230"/>
     </w:pPr>
     <w:rPr/>
   </w:style>
@@ -14316,7 +14316,7 @@
     <w:basedOn w:val="Normal"/>
     <w:pPr>
       <w:keepNext/>
-      <w:spacing w:before="86" w:after="0"/>
+      <w:spacing w:before="80" w:after="0"/>
     </w:pPr>
     <w:rPr>
       <w:b/>
@@ -14327,7 +14327,7 @@
     <w:basedOn w:val="Normal"/>
     <w:pPr>
       <w:spacing w:before="0" w:after="0"/>
-      <w:ind w:left="183" w:hanging="183"/>
+      <w:ind w:left="172" w:hanging="172"/>
     </w:pPr>
     <w:rPr/>
   </w:style>
@@ -14336,11 +14336,11 @@
     <w:basedOn w:val="Normal"/>
     <w:pPr>
       <w:keepNext/>
-      <w:spacing w:before="122" w:after="61"/>
+      <w:spacing w:before="115" w:after="57"/>
     </w:pPr>
     <w:rPr>
       <w:b/>
-      <w:sz w:val="33"/>
+      <w:sz w:val="32"/>
     </w:rPr>
   </w:style>
   <w:style w:type="paragraph" w:customStyle="1" w:styleId="Sectionheading">
@@ -14348,138 +14348,138 @@
     <w:basedOn w:val="Normal"/>
     <w:pPr>
       <w:keepNext/>
-      <w:spacing w:before="110" w:after="24"/>
-    </w:pPr>
-    <w:rPr>
-      <w:b/>
-      <w:sz w:val="28"/>
-    </w:rPr>
-  </w:style>
-  <w:style w:type="paragraph" w:customStyle="1" w:styleId="Pointer">
-    <w:name w:val="Pointer"/>
-    <w:basedOn w:val="Normal"/>
-    <w:pPr>
-      <w:spacing w:before="0" w:after="24"/>
-    </w:pPr>
-    <w:rPr>
-      <w:i/>
-    </w:rPr>
-  </w:style>
-  <w:style w:type="paragraph" w:customStyle="1" w:styleId="Slideheading">
-    <w:name w:val="Slide heading"/>
-    <w:basedOn w:val="Normal"/>
-    <w:pPr>
-      <w:keepNext/>
-      <w:spacing w:before="73" w:after="0"/>
-    </w:pPr>
-    <w:rPr/>
-  </w:style>
-  <w:style w:type="paragraph" w:customStyle="1" w:styleId="Bullet">
-    <w:name w:val="Bullet"/>
-    <w:basedOn w:val="Normal"/>
-    <w:pPr>
-      <w:spacing w:before="0" w:after="0"/>
-    </w:pPr>
-    <w:rPr/>
-  </w:style>
-  <w:style w:type="paragraph" w:customStyle="1" w:styleId="Figure">
-    <w:name w:val="Figure"/>
-    <w:basedOn w:val="Normal"/>
-    <w:pPr>
-      <w:spacing w:before="0" w:after="0"/>
-      <w:ind w:left="183" w:hanging="183"/>
-    </w:pPr>
-    <w:rPr/>
-  </w:style>
-  <w:style w:type="paragraph" w:customStyle="1" w:styleId="Correction">
-    <w:name w:val="Correction"/>
-    <w:basedOn w:val="Normal"/>
-    <w:pPr>
-      <w:spacing w:before="0" w:after="0"/>
-      <w:ind w:left="183" w:hanging="183"/>
-    </w:pPr>
-    <w:rPr/>
-  </w:style>
-  <w:style w:type="paragraph" w:customStyle="1" w:styleId="Tabletext">
-    <w:name w:val="Table text"/>
-    <w:basedOn w:val="Normal"/>
-    <w:pPr>
-      <w:spacing w:before="0" w:after="29"/>
-    </w:pPr>
-    <w:rPr/>
-  </w:style>
-  <w:style w:type="paragraph" w:customStyle="1" w:styleId="Lookupheading">
-    <w:name w:val="Lookup heading"/>
-    <w:basedOn w:val="Normal"/>
-    <w:pPr>
-      <w:keepNext/>
-      <w:spacing w:before="98" w:after="49"/>
-    </w:pPr>
-    <w:rPr>
-      <w:b/>
-      <w:sz w:val="33"/>
-    </w:rPr>
-  </w:style>
-  <w:style w:type="paragraph" w:customStyle="1" w:styleId="Tabletitle">
-    <w:name w:val="Table title"/>
-    <w:basedOn w:val="Normal"/>
-    <w:pPr>
-      <w:keepNext/>
-      <w:spacing w:before="110" w:after="0"/>
-    </w:pPr>
-    <w:rPr/>
-  </w:style>
-  <w:style w:type="paragraph" w:customStyle="1" w:styleId="Groupheading">
-    <w:name w:val="Group heading"/>
-    <w:basedOn w:val="Normal"/>
-    <w:pPr>
-      <w:keepNext/>
-      <w:spacing w:before="98" w:after="24"/>
-    </w:pPr>
-    <w:rPr>
-      <w:b/>
-      <w:sz w:val="25"/>
-    </w:rPr>
-  </w:style>
-  <w:style w:type="paragraph" w:customStyle="1" w:styleId="Entry">
-    <w:name w:val="Entry"/>
-    <w:basedOn w:val="Normal"/>
-    <w:pPr>
-      <w:spacing w:before="0" w:after="0"/>
-      <w:ind w:left="183" w:hanging="183"/>
-    </w:pPr>
-    <w:rPr/>
-  </w:style>
-  <w:style w:type="paragraph" w:customStyle="1" w:styleId="Guideheading">
-    <w:name w:val="Guide heading"/>
-    <w:basedOn w:val="Normal"/>
-    <w:pPr>
-      <w:keepNext/>
-      <w:spacing w:before="49" w:after="37"/>
-    </w:pPr>
-    <w:rPr>
-      <w:b/>
-      <w:sz w:val="30"/>
-    </w:rPr>
-  </w:style>
-  <w:style w:type="paragraph" w:customStyle="1" w:styleId="Guidepart">
-    <w:name w:val="Guide part"/>
-    <w:basedOn w:val="Normal"/>
-    <w:pPr>
-      <w:keepNext/>
-      <w:spacing w:before="98" w:after="24"/>
+      <w:spacing w:before="103" w:after="23"/>
     </w:pPr>
     <w:rPr>
       <w:b/>
       <w:sz w:val="27"/>
     </w:rPr>
   </w:style>
+  <w:style w:type="paragraph" w:customStyle="1" w:styleId="Pointer">
+    <w:name w:val="Pointer"/>
+    <w:basedOn w:val="Normal"/>
+    <w:pPr>
+      <w:spacing w:before="0" w:after="23"/>
+    </w:pPr>
+    <w:rPr>
+      <w:i/>
+    </w:rPr>
+  </w:style>
+  <w:style w:type="paragraph" w:customStyle="1" w:styleId="Slideheading">
+    <w:name w:val="Slide heading"/>
+    <w:basedOn w:val="Normal"/>
+    <w:pPr>
+      <w:keepNext/>
+      <w:spacing w:before="69" w:after="0"/>
+    </w:pPr>
+    <w:rPr/>
+  </w:style>
+  <w:style w:type="paragraph" w:customStyle="1" w:styleId="Bullet">
+    <w:name w:val="Bullet"/>
+    <w:basedOn w:val="Normal"/>
+    <w:pPr>
+      <w:spacing w:before="0" w:after="0"/>
+    </w:pPr>
+    <w:rPr/>
+  </w:style>
+  <w:style w:type="paragraph" w:customStyle="1" w:styleId="Figure">
+    <w:name w:val="Figure"/>
+    <w:basedOn w:val="Normal"/>
+    <w:pPr>
+      <w:spacing w:before="0" w:after="0"/>
+      <w:ind w:left="172" w:hanging="172"/>
+    </w:pPr>
+    <w:rPr/>
+  </w:style>
+  <w:style w:type="paragraph" w:customStyle="1" w:styleId="Correction">
+    <w:name w:val="Correction"/>
+    <w:basedOn w:val="Normal"/>
+    <w:pPr>
+      <w:spacing w:before="0" w:after="0"/>
+      <w:ind w:left="172" w:hanging="172"/>
+    </w:pPr>
+    <w:rPr/>
+  </w:style>
+  <w:style w:type="paragraph" w:customStyle="1" w:styleId="Tabletext">
+    <w:name w:val="Table text"/>
+    <w:basedOn w:val="Normal"/>
+    <w:pPr>
+      <w:spacing w:before="0" w:after="28"/>
+    </w:pPr>
+    <w:rPr/>
+  </w:style>
+  <w:style w:type="paragraph" w:customStyle="1" w:styleId="Lookupheading">
+    <w:name w:val="Lookup heading"/>
+    <w:basedOn w:val="Normal"/>
+    <w:pPr>
+      <w:keepNext/>
+      <w:spacing w:before="92" w:after="46"/>
+    </w:pPr>
+    <w:rPr>
+      <w:b/>
+      <w:sz w:val="32"/>
+    </w:rPr>
+  </w:style>
+  <w:style w:type="paragraph" w:customStyle="1" w:styleId="Tabletitle">
+    <w:name w:val="Table title"/>
+    <w:basedOn w:val="Normal"/>
+    <w:pPr>
+      <w:keepNext/>
+      <w:spacing w:before="103" w:after="0"/>
+    </w:pPr>
+    <w:rPr/>
+  </w:style>
+  <w:style w:type="paragraph" w:customStyle="1" w:styleId="Groupheading">
+    <w:name w:val="Group heading"/>
+    <w:basedOn w:val="Normal"/>
+    <w:pPr>
+      <w:keepNext/>
+      <w:spacing w:before="92" w:after="23"/>
+    </w:pPr>
+    <w:rPr>
+      <w:b/>
+      <w:sz w:val="24"/>
+    </w:rPr>
+  </w:style>
+  <w:style w:type="paragraph" w:customStyle="1" w:styleId="Entry">
+    <w:name w:val="Entry"/>
+    <w:basedOn w:val="Normal"/>
+    <w:pPr>
+      <w:spacing w:before="0" w:after="0"/>
+      <w:ind w:left="172" w:hanging="172"/>
+    </w:pPr>
+    <w:rPr/>
+  </w:style>
+  <w:style w:type="paragraph" w:customStyle="1" w:styleId="Guideheading">
+    <w:name w:val="Guide heading"/>
+    <w:basedOn w:val="Normal"/>
+    <w:pPr>
+      <w:keepNext/>
+      <w:spacing w:before="46" w:after="34"/>
+    </w:pPr>
+    <w:rPr>
+      <w:b/>
+      <w:sz w:val="29"/>
+    </w:rPr>
+  </w:style>
+  <w:style w:type="paragraph" w:customStyle="1" w:styleId="Guidepart">
+    <w:name w:val="Guide part"/>
+    <w:basedOn w:val="Normal"/>
+    <w:pPr>
+      <w:keepNext/>
+      <w:spacing w:before="92" w:after="23"/>
+    </w:pPr>
+    <w:rPr>
+      <w:b/>
+      <w:sz w:val="26"/>
+    </w:rPr>
+  </w:style>
   <w:style w:type="paragraph" w:customStyle="1" w:styleId="Guidesubheading">
     <w:name w:val="Guide subheading"/>
     <w:basedOn w:val="Normal"/>
     <w:pPr>
       <w:keepNext/>
-      <w:spacing w:before="61" w:after="0"/>
+      <w:spacing w:before="57" w:after="0"/>
     </w:pPr>
     <w:rPr>
       <w:b/>
@@ -14489,7 +14489,7 @@
     <w:name w:val="Guide text"/>
     <w:basedOn w:val="Normal"/>
     <w:pPr>
-      <w:spacing w:before="0" w:after="61"/>
+      <w:spacing w:before="0" w:after="57"/>
     </w:pPr>
     <w:rPr/>
   </w:style>

--- a/Printed Exam Notes/Ch 26 Index.docx
+++ b/Printed Exam Notes/Ch 26 Index.docx
@@ -8,7 +8,7 @@
       </w:pPr>
       <w:r>
         <w:rPr/>
-        <w:t>BIO II printed notes: Ch 26 (index)</w:t>
+        <w:t>Ch. 26: Flowering Plants: Control of Growth Responses (index)</w:t>
       </w:r>
     </w:p>
     <w:p>
@@ -29,7 +29,16 @@
       </w:pPr>
       <w:r>
         <w:rPr/>
-        <w:t>Contents</w:t>
+        <w:t>Contents (pages in the main notes)</w:t>
+      </w:r>
+    </w:p>
+    <w:p>
+      <w:pPr>
+        <w:pStyle w:val="Mapsection"/>
+      </w:pPr>
+      <w:r>
+        <w:rPr/>
+        <w:t>26.1 Plant Hormones</w:t>
       </w:r>
     </w:p>
     <w:p>
@@ -41,23 +50,11 @@
       </w:pPr>
       <w:r>
         <w:rPr/>
-        <w:t>Clue index: description → answer</w:t>
+        <w:t>26.1.3 Plant Hormones</w:t>
         <w:tab/>
       </w:r>
       <w:r>
-        <w:fldChar w:fldCharType="begin"/>
-      </w:r>
-      <w:r>
-        <w:instrText xml:space="preserve"> PAGEREF lk26LkClues \h </w:instrText>
-      </w:r>
-      <w:r>
-        <w:fldChar w:fldCharType="separate"/>
-      </w:r>
-      <w:r>
         <w:t>1</w:t>
-      </w:r>
-      <w:r>
-        <w:fldChar w:fldCharType="end"/>
       </w:r>
     </w:p>
     <w:p>
@@ -69,23 +66,11 @@
       </w:pPr>
       <w:r>
         <w:rPr/>
-        <w:t>Glossary: terms no slide explains</w:t>
+        <w:t>26.1.4 Signal Transduction</w:t>
         <w:tab/>
       </w:r>
       <w:r>
-        <w:fldChar w:fldCharType="begin"/>
-      </w:r>
-      <w:r>
-        <w:instrText xml:space="preserve"> PAGEREF lk26LkGloss \h </w:instrText>
-      </w:r>
-      <w:r>
-        <w:fldChar w:fldCharType="separate"/>
-      </w:r>
-      <w:r>
         <w:t>1</w:t>
-      </w:r>
-      <w:r>
-        <w:fldChar w:fldCharType="end"/>
       </w:r>
     </w:p>
     <w:p>
@@ -97,6 +82,818 @@
       </w:pPr>
       <w:r>
         <w:rPr/>
+        <w:t>26.1.5 Signal Transduction in Plants</w:t>
+        <w:tab/>
+      </w:r>
+      <w:r>
+        <w:t>1</w:t>
+      </w:r>
+    </w:p>
+    <w:p>
+      <w:pPr>
+        <w:pStyle w:val="Mapentry"/>
+        <w:tabs>
+          <w:tab w:pos="5400" w:val="right"/>
+        </w:tabs>
+      </w:pPr>
+      <w:r>
+        <w:rPr/>
+        <w:t>26.1.6 Hormones</w:t>
+        <w:tab/>
+      </w:r>
+      <w:r>
+        <w:t>1</w:t>
+      </w:r>
+    </w:p>
+    <w:p>
+      <w:pPr>
+        <w:pStyle w:val="Mapentry"/>
+        <w:tabs>
+          <w:tab w:pos="5400" w:val="right"/>
+        </w:tabs>
+      </w:pPr>
+      <w:r>
+        <w:rPr/>
+        <w:t>26.1.7 Plant Hormones</w:t>
+        <w:tab/>
+      </w:r>
+      <w:r>
+        <w:t>1</w:t>
+      </w:r>
+    </w:p>
+    <w:p>
+      <w:pPr>
+        <w:pStyle w:val="Mapentry"/>
+        <w:tabs>
+          <w:tab w:pos="5400" w:val="right"/>
+        </w:tabs>
+      </w:pPr>
+      <w:r>
+        <w:rPr/>
+        <w:t>26.1.8 Auxins Affect Growth and Development</w:t>
+        <w:tab/>
+      </w:r>
+      <w:r>
+        <w:t>1</w:t>
+      </w:r>
+    </w:p>
+    <w:p>
+      <w:pPr>
+        <w:pStyle w:val="Mapentry"/>
+        <w:tabs>
+          <w:tab w:pos="5400" w:val="right"/>
+        </w:tabs>
+      </w:pPr>
+      <w:r>
+        <w:rPr/>
+        <w:t>26.1.9 Auxin and Phototropism</w:t>
+        <w:tab/>
+      </w:r>
+      <w:r>
+        <w:t>1</w:t>
+      </w:r>
+    </w:p>
+    <w:p>
+      <w:pPr>
+        <w:pStyle w:val="Mapentry"/>
+        <w:tabs>
+          <w:tab w:pos="5400" w:val="right"/>
+        </w:tabs>
+      </w:pPr>
+      <w:r>
+        <w:rPr/>
+        <w:t>26.1.10 How Auxins Cause Stems to Bend</w:t>
+        <w:tab/>
+      </w:r>
+      <w:r>
+        <w:t>1</w:t>
+      </w:r>
+    </w:p>
+    <w:p>
+      <w:pPr>
+        <w:pStyle w:val="Mapentry"/>
+        <w:tabs>
+          <w:tab w:pos="5400" w:val="right"/>
+        </w:tabs>
+      </w:pPr>
+      <w:r>
+        <w:rPr/>
+        <w:t>26.1.11 Expansion of the Cell Wall on the Shady Side of a Plant</w:t>
+        <w:tab/>
+      </w:r>
+      <w:r>
+        <w:t>1</w:t>
+      </w:r>
+    </w:p>
+    <w:p>
+      <w:pPr>
+        <w:pStyle w:val="Mapentry"/>
+        <w:tabs>
+          <w:tab w:pos="5400" w:val="right"/>
+        </w:tabs>
+      </w:pPr>
+      <w:r>
+        <w:rPr/>
+        <w:t>26.1.12 Gibberellins</w:t>
+        <w:tab/>
+      </w:r>
+      <w:r>
+        <w:t>1</w:t>
+      </w:r>
+    </w:p>
+    <w:p>
+      <w:pPr>
+        <w:pStyle w:val="Mapentry"/>
+        <w:tabs>
+          <w:tab w:pos="5400" w:val="right"/>
+        </w:tabs>
+      </w:pPr>
+      <w:r>
+        <w:rPr/>
+        <w:t>26.1.13 Gibberellins Cause Stem Elongation</w:t>
+        <w:tab/>
+      </w:r>
+      <w:r>
+        <w:t>2</w:t>
+      </w:r>
+    </w:p>
+    <w:p>
+      <w:pPr>
+        <w:pStyle w:val="Mapentry"/>
+        <w:tabs>
+          <w:tab w:pos="5400" w:val="right"/>
+        </w:tabs>
+      </w:pPr>
+      <w:r>
+        <w:rPr/>
+        <w:t>26.1.14 Cytokinins</w:t>
+        <w:tab/>
+      </w:r>
+      <w:r>
+        <w:t>2</w:t>
+      </w:r>
+    </w:p>
+    <w:p>
+      <w:pPr>
+        <w:pStyle w:val="Mapentry"/>
+        <w:tabs>
+          <w:tab w:pos="5400" w:val="right"/>
+        </w:tabs>
+      </w:pPr>
+      <w:r>
+        <w:rPr/>
+        <w:t>26.1.15 Interaction of Cytokinins and Auxins in Organ Development</w:t>
+        <w:tab/>
+      </w:r>
+      <w:r>
+        <w:t>2</w:t>
+      </w:r>
+    </w:p>
+    <w:p>
+      <w:pPr>
+        <w:pStyle w:val="Mapentry"/>
+        <w:tabs>
+          <w:tab w:pos="5400" w:val="right"/>
+        </w:tabs>
+      </w:pPr>
+      <w:r>
+        <w:rPr/>
+        <w:t>26.1.16 Leaves Change Color When Cytokinin Levels Are Low</w:t>
+        <w:tab/>
+      </w:r>
+      <w:r>
+        <w:t>2</w:t>
+      </w:r>
+    </w:p>
+    <w:p>
+      <w:pPr>
+        <w:pStyle w:val="Mapentry"/>
+        <w:tabs>
+          <w:tab w:pos="5400" w:val="right"/>
+        </w:tabs>
+      </w:pPr>
+      <w:r>
+        <w:rPr/>
+        <w:t>26.1.17 Abscisic Acid</w:t>
+        <w:tab/>
+      </w:r>
+      <w:r>
+        <w:t>2</w:t>
+      </w:r>
+    </w:p>
+    <w:p>
+      <w:pPr>
+        <w:pStyle w:val="Mapentry"/>
+        <w:tabs>
+          <w:tab w:pos="5400" w:val="right"/>
+        </w:tabs>
+      </w:pPr>
+      <w:r>
+        <w:rPr/>
+        <w:t>26.1.18 Dormancy and Germination</w:t>
+        <w:tab/>
+      </w:r>
+      <w:r>
+        <w:t>2</w:t>
+      </w:r>
+    </w:p>
+    <w:p>
+      <w:pPr>
+        <w:pStyle w:val="Mapentry"/>
+        <w:tabs>
+          <w:tab w:pos="5400" w:val="right"/>
+        </w:tabs>
+      </w:pPr>
+      <w:r>
+        <w:rPr/>
+        <w:t>26.1.19 Abscisic Acid Promotes Closure of Stomata</w:t>
+        <w:tab/>
+      </w:r>
+      <w:r>
+        <w:t>2</w:t>
+      </w:r>
+    </w:p>
+    <w:p>
+      <w:pPr>
+        <w:pStyle w:val="Mapentry"/>
+        <w:tabs>
+          <w:tab w:pos="5400" w:val="right"/>
+        </w:tabs>
+      </w:pPr>
+      <w:r>
+        <w:rPr/>
+        <w:t>26.1.20 Ethylene</w:t>
+        <w:tab/>
+      </w:r>
+      <w:r>
+        <w:t>2</w:t>
+      </w:r>
+    </w:p>
+    <w:p>
+      <w:pPr>
+        <w:pStyle w:val="Mapentry"/>
+        <w:tabs>
+          <w:tab w:pos="5400" w:val="right"/>
+        </w:tabs>
+      </w:pPr>
+      <w:r>
+        <w:rPr/>
+        <w:t>26.1.21 Ethylene and Abscission</w:t>
+        <w:tab/>
+      </w:r>
+      <w:r>
+        <w:t>2</w:t>
+      </w:r>
+    </w:p>
+    <w:p>
+      <w:pPr>
+        <w:pStyle w:val="Mapentry"/>
+        <w:tabs>
+          <w:tab w:pos="5400" w:val="right"/>
+        </w:tabs>
+      </w:pPr>
+      <w:r>
+        <w:rPr/>
+        <w:t>26.1.22 Ethylene Ripens Fruit</w:t>
+        <w:tab/>
+      </w:r>
+      <w:r>
+        <w:t>2</w:t>
+      </w:r>
+    </w:p>
+    <w:p>
+      <w:pPr>
+        <w:pStyle w:val="Mapentry"/>
+        <w:tabs>
+          <w:tab w:pos="5400" w:val="right"/>
+        </w:tabs>
+      </w:pPr>
+      <w:r>
+        <w:rPr/>
+        <w:t>26.1.23 Responding to the Biotic Environment</w:t>
+        <w:tab/>
+      </w:r>
+      <w:r>
+        <w:t>2</w:t>
+      </w:r>
+    </w:p>
+    <w:p>
+      <w:pPr>
+        <w:pStyle w:val="Mapsection"/>
+      </w:pPr>
+      <w:r>
+        <w:rPr/>
+        <w:t>26.2 Plant Growth and Movement Responses</w:t>
+      </w:r>
+    </w:p>
+    <w:p>
+      <w:pPr>
+        <w:pStyle w:val="Mapentry"/>
+        <w:tabs>
+          <w:tab w:pos="5400" w:val="right"/>
+        </w:tabs>
+      </w:pPr>
+      <w:r>
+        <w:rPr/>
+        <w:t>26.2.24 Plant Growth and Movement Responses</w:t>
+        <w:tab/>
+      </w:r>
+      <w:r>
+        <w:t>2</w:t>
+      </w:r>
+    </w:p>
+    <w:p>
+      <w:pPr>
+        <w:pStyle w:val="Mapentry"/>
+        <w:tabs>
+          <w:tab w:pos="5400" w:val="right"/>
+        </w:tabs>
+      </w:pPr>
+      <w:r>
+        <w:rPr/>
+        <w:t>26.2.25 Phototropism</w:t>
+        <w:tab/>
+      </w:r>
+      <w:r>
+        <w:t>3</w:t>
+      </w:r>
+    </w:p>
+    <w:p>
+      <w:pPr>
+        <w:pStyle w:val="Mapentry"/>
+        <w:tabs>
+          <w:tab w:pos="5400" w:val="right"/>
+        </w:tabs>
+      </w:pPr>
+      <w:r>
+        <w:rPr/>
+        <w:t>26.2.26 Phototropin</w:t>
+        <w:tab/>
+      </w:r>
+      <w:r>
+        <w:t>3</w:t>
+      </w:r>
+    </w:p>
+    <w:p>
+      <w:pPr>
+        <w:pStyle w:val="Mapentry"/>
+        <w:tabs>
+          <w:tab w:pos="5400" w:val="right"/>
+        </w:tabs>
+      </w:pPr>
+      <w:r>
+        <w:rPr/>
+        <w:t>26.2.27 Thigmotropism</w:t>
+        <w:tab/>
+      </w:r>
+      <w:r>
+        <w:t>3</w:t>
+      </w:r>
+    </w:p>
+    <w:p>
+      <w:pPr>
+        <w:pStyle w:val="Mapentry"/>
+        <w:tabs>
+          <w:tab w:pos="5400" w:val="right"/>
+        </w:tabs>
+      </w:pPr>
+      <w:r>
+        <w:rPr/>
+        <w:t>26.2.28 Phototropism and Thigmotropism</w:t>
+        <w:tab/>
+      </w:r>
+      <w:r>
+        <w:t>3</w:t>
+      </w:r>
+    </w:p>
+    <w:p>
+      <w:pPr>
+        <w:pStyle w:val="Mapentry"/>
+        <w:tabs>
+          <w:tab w:pos="5400" w:val="right"/>
+        </w:tabs>
+      </w:pPr>
+      <w:r>
+        <w:rPr/>
+        <w:t>26.2.29 Gravitropism</w:t>
+        <w:tab/>
+      </w:r>
+      <w:r>
+        <w:t>3</w:t>
+      </w:r>
+    </w:p>
+    <w:p>
+      <w:pPr>
+        <w:pStyle w:val="Mapentry"/>
+        <w:tabs>
+          <w:tab w:pos="5400" w:val="right"/>
+        </w:tabs>
+      </w:pPr>
+      <w:r>
+        <w:rPr/>
+        <w:t>26.2.30 Gravitropism Examples</w:t>
+        <w:tab/>
+      </w:r>
+      <w:r>
+        <w:t>3</w:t>
+      </w:r>
+    </w:p>
+    <w:p>
+      <w:pPr>
+        <w:pStyle w:val="Mapentry"/>
+        <w:tabs>
+          <w:tab w:pos="5400" w:val="right"/>
+        </w:tabs>
+      </w:pPr>
+      <w:r>
+        <w:rPr/>
+        <w:t>26.2.31 Why So Many Scientists Work with Arabidopsis</w:t>
+        <w:tab/>
+      </w:r>
+      <w:r>
+        <w:t>3</w:t>
+      </w:r>
+    </w:p>
+    <w:p>
+      <w:pPr>
+        <w:pStyle w:val="Mapentry"/>
+        <w:tabs>
+          <w:tab w:pos="5400" w:val="right"/>
+        </w:tabs>
+      </w:pPr>
+      <w:r>
+        <w:rPr/>
+        <w:t>26.2.32 Arabidopsis thaliana</w:t>
+        <w:tab/>
+      </w:r>
+      <w:r>
+        <w:t>3</w:t>
+      </w:r>
+    </w:p>
+    <w:p>
+      <w:pPr>
+        <w:pStyle w:val="Mapentry"/>
+        <w:tabs>
+          <w:tab w:pos="5400" w:val="right"/>
+        </w:tabs>
+      </w:pPr>
+      <w:r>
+        <w:rPr/>
+        <w:t>26.2.33 Movement Caused by Internal Stimuli</w:t>
+        <w:tab/>
+      </w:r>
+      <w:r>
+        <w:t>3</w:t>
+      </w:r>
+    </w:p>
+    <w:p>
+      <w:pPr>
+        <w:pStyle w:val="Mapentry"/>
+        <w:tabs>
+          <w:tab w:pos="5400" w:val="right"/>
+        </w:tabs>
+      </w:pPr>
+      <w:r>
+        <w:rPr/>
+        <w:t>26.2.34 Plant Cell Exhibits Turgor</w:t>
+        <w:tab/>
+      </w:r>
+      <w:r>
+        <w:t>3</w:t>
+      </w:r>
+    </w:p>
+    <w:p>
+      <w:pPr>
+        <w:pStyle w:val="Mapentry"/>
+        <w:tabs>
+          <w:tab w:pos="5400" w:val="right"/>
+        </w:tabs>
+      </w:pPr>
+      <w:r>
+        <w:rPr/>
+        <w:t>26.2.35 Turgor Movement</w:t>
+        <w:tab/>
+      </w:r>
+      <w:r>
+        <w:t>3</w:t>
+      </w:r>
+    </w:p>
+    <w:p>
+      <w:pPr>
+        <w:pStyle w:val="Mapsection"/>
+      </w:pPr>
+      <w:r>
+        <w:rPr/>
+        <w:t>26.3 Plant Responses to Phytochrome</w:t>
+      </w:r>
+    </w:p>
+    <w:p>
+      <w:pPr>
+        <w:pStyle w:val="Mapentry"/>
+        <w:tabs>
+          <w:tab w:pos="5400" w:val="right"/>
+        </w:tabs>
+      </w:pPr>
+      <w:r>
+        <w:rPr/>
+        <w:t>26.3.36 Plant Responses to Phytochrome</w:t>
+        <w:tab/>
+      </w:r>
+      <w:r>
+        <w:t>3</w:t>
+      </w:r>
+    </w:p>
+    <w:p>
+      <w:pPr>
+        <w:pStyle w:val="Mapentry"/>
+        <w:tabs>
+          <w:tab w:pos="5400" w:val="right"/>
+        </w:tabs>
+      </w:pPr>
+      <w:r>
+        <w:rPr/>
+        <w:t>26.3.37 Phytochrome</w:t>
+        <w:tab/>
+      </w:r>
+      <w:r>
+        <w:t>3</w:t>
+      </w:r>
+    </w:p>
+    <w:p>
+      <w:pPr>
+        <w:pStyle w:val="Mapentry"/>
+        <w:tabs>
+          <w:tab w:pos="5400" w:val="right"/>
+        </w:tabs>
+      </w:pPr>
+      <w:r>
+        <w:rPr/>
+        <w:t>26.3.38 Inactive and Active Phytochrome</w:t>
+        <w:tab/>
+      </w:r>
+      <w:r>
+        <w:t>3</w:t>
+      </w:r>
+    </w:p>
+    <w:p>
+      <w:pPr>
+        <w:pStyle w:val="Mapentry"/>
+        <w:tabs>
+          <w:tab w:pos="5400" w:val="right"/>
+        </w:tabs>
+      </w:pPr>
+      <w:r>
+        <w:rPr/>
+        <w:t>26.3.39 Phytochrome Conversion Cycle</w:t>
+        <w:tab/>
+      </w:r>
+      <w:r>
+        <w:t>4</w:t>
+      </w:r>
+    </w:p>
+    <w:p>
+      <w:pPr>
+        <w:pStyle w:val="Mapentry"/>
+        <w:tabs>
+          <w:tab w:pos="5400" w:val="right"/>
+        </w:tabs>
+      </w:pPr>
+      <w:r>
+        <w:rPr/>
+        <w:t>26.3.40 Flowering and Photoperiodism</w:t>
+        <w:tab/>
+      </w:r>
+      <w:r>
+        <w:t>4</w:t>
+      </w:r>
+    </w:p>
+    <w:p>
+      <w:pPr>
+        <w:pStyle w:val="Mapentry"/>
+        <w:tabs>
+          <w:tab w:pos="5400" w:val="right"/>
+        </w:tabs>
+      </w:pPr>
+      <w:r>
+        <w:rPr/>
+        <w:t>26.3.41 Short-Day (Long-Night) Plant</w:t>
+        <w:tab/>
+      </w:r>
+      <w:r>
+        <w:t>4</w:t>
+      </w:r>
+    </w:p>
+    <w:p>
+      <w:pPr>
+        <w:pStyle w:val="Mapentry"/>
+        <w:tabs>
+          <w:tab w:pos="5400" w:val="right"/>
+        </w:tabs>
+      </w:pPr>
+      <w:r>
+        <w:rPr/>
+        <w:t>26.3.42 Long-Day (Short-Night) Plant</w:t>
+        <w:tab/>
+      </w:r>
+      <w:r>
+        <w:t>4</w:t>
+      </w:r>
+    </w:p>
+    <w:p>
+      <w:pPr>
+        <w:pStyle w:val="Mapentry"/>
+        <w:tabs>
+          <w:tab w:pos="5400" w:val="right"/>
+        </w:tabs>
+      </w:pPr>
+      <w:r>
+        <w:rPr/>
+        <w:t>26.3.43 Phytochrome Controls Shoot Elongation and Chlorophyll Production</w:t>
+        <w:tab/>
+      </w:r>
+      <w:r>
+        <w:t>4</w:t>
+      </w:r>
+    </w:p>
+    <w:p>
+      <w:pPr>
+        <w:pStyle w:val="Mapentry"/>
+        <w:tabs>
+          <w:tab w:pos="5400" w:val="right"/>
+        </w:tabs>
+      </w:pPr>
+      <w:r>
+        <w:rPr/>
+        <w:t>26.3.44 Phytochrome and Competition</w:t>
+        <w:tab/>
+      </w:r>
+      <w:r>
+        <w:t>4</w:t>
+      </w:r>
+    </w:p>
+    <w:p>
+      <w:pPr>
+        <w:pStyle w:val="Mapentry"/>
+        <w:tabs>
+          <w:tab w:pos="5400" w:val="right"/>
+        </w:tabs>
+      </w:pPr>
+      <w:r>
+        <w:rPr/>
+        <w:t>26.3.45 Circadian Rhythms</w:t>
+        <w:tab/>
+      </w:r>
+      <w:r>
+        <w:t>4</w:t>
+      </w:r>
+    </w:p>
+    <w:p>
+      <w:pPr>
+        <w:pStyle w:val="Mapentry"/>
+        <w:tabs>
+          <w:tab w:pos="5400" w:val="right"/>
+        </w:tabs>
+      </w:pPr>
+      <w:r>
+        <w:rPr/>
+        <w:t>26.3.46 Examples of Circadian Rhythms</w:t>
+        <w:tab/>
+      </w:r>
+      <w:r>
+        <w:t>4</w:t>
+      </w:r>
+    </w:p>
+    <w:p>
+      <w:pPr>
+        <w:pStyle w:val="Mapsection"/>
+      </w:pPr>
+      <w:r>
+        <w:rPr/>
+        <w:t>Lookup tables</w:t>
+      </w:r>
+    </w:p>
+    <w:p>
+      <w:pPr>
+        <w:pStyle w:val="Mapentry"/>
+        <w:tabs>
+          <w:tab w:pos="5400" w:val="right"/>
+        </w:tabs>
+      </w:pPr>
+      <w:r>
+        <w:rPr/>
+        <w:t>Comparison tables</w:t>
+        <w:tab/>
+      </w:r>
+      <w:r>
+        <w:t>4</w:t>
+      </w:r>
+    </w:p>
+    <w:p>
+      <w:pPr>
+        <w:pStyle w:val="Mapentry"/>
+        <w:tabs>
+          <w:tab w:pos="5400" w:val="right"/>
+        </w:tabs>
+      </w:pPr>
+      <w:r>
+        <w:rPr/>
+        <w:t>Sequences</w:t>
+        <w:tab/>
+      </w:r>
+      <w:r>
+        <w:t>5</w:t>
+      </w:r>
+    </w:p>
+    <w:p>
+      <w:pPr>
+        <w:pStyle w:val="Mapentry"/>
+        <w:tabs>
+          <w:tab w:pos="5400" w:val="right"/>
+        </w:tabs>
+      </w:pPr>
+      <w:r>
+        <w:rPr/>
+        <w:t>Uses</w:t>
+        <w:tab/>
+      </w:r>
+      <w:r>
+        <w:t>6</w:t>
+      </w:r>
+    </w:p>
+    <w:p>
+      <w:pPr>
+        <w:pStyle w:val="Mapsection"/>
+      </w:pPr>
+      <w:r>
+        <w:rPr/>
+        <w:t>In this index</w:t>
+      </w:r>
+    </w:p>
+    <w:p>
+      <w:pPr>
+        <w:pStyle w:val="Mapentry"/>
+        <w:tabs>
+          <w:tab w:pos="5400" w:val="right"/>
+        </w:tabs>
+      </w:pPr>
+      <w:r>
+        <w:rPr/>
+        <w:t>Clue index: description → answer</w:t>
+        <w:tab/>
+      </w:r>
+      <w:r>
+        <w:fldChar w:fldCharType="begin"/>
+      </w:r>
+      <w:r>
+        <w:instrText xml:space="preserve"> PAGEREF lk26LkClues \h </w:instrText>
+      </w:r>
+      <w:r>
+        <w:fldChar w:fldCharType="separate"/>
+      </w:r>
+      <w:r>
+        <w:t>1</w:t>
+      </w:r>
+      <w:r>
+        <w:fldChar w:fldCharType="end"/>
+      </w:r>
+    </w:p>
+    <w:p>
+      <w:pPr>
+        <w:pStyle w:val="Mapentry"/>
+        <w:tabs>
+          <w:tab w:pos="5400" w:val="right"/>
+        </w:tabs>
+      </w:pPr>
+      <w:r>
+        <w:rPr/>
+        <w:t>Glossary: key terms</w:t>
+        <w:tab/>
+      </w:r>
+      <w:r>
+        <w:fldChar w:fldCharType="begin"/>
+      </w:r>
+      <w:r>
+        <w:instrText xml:space="preserve"> PAGEREF lk26LkGloss \h </w:instrText>
+      </w:r>
+      <w:r>
+        <w:fldChar w:fldCharType="separate"/>
+      </w:r>
+      <w:r>
+        <w:t>2</w:t>
+      </w:r>
+      <w:r>
+        <w:fldChar w:fldCharType="end"/>
+      </w:r>
+    </w:p>
+    <w:p>
+      <w:pPr>
+        <w:pStyle w:val="Mapentry"/>
+        <w:tabs>
+          <w:tab w:pos="5400" w:val="right"/>
+        </w:tabs>
+      </w:pPr>
+      <w:r>
+        <w:rPr/>
         <w:t>Term index</w:t>
         <w:tab/>
       </w:r>
@@ -110,7 +907,7 @@
         <w:fldChar w:fldCharType="separate"/>
       </w:r>
       <w:r>
-        <w:t>2</w:t>
+        <w:t>3</w:t>
       </w:r>
       <w:r>
         <w:fldChar w:fldCharType="end"/>
@@ -1001,7 +1798,7 @@
         <w:rPr>
           <w:rStyle w:val="Slidecode"/>
         </w:rPr>
-        <w:t>Glossary: terms no slide explains</w:t>
+        <w:t>Glossary: key terms</w:t>
       </w:r>
       <w:bookmarkEnd w:id="2"/>
     </w:p>
@@ -1017,7 +1814,7 @@
       </w:r>
       <w:r>
         <w:rPr/>
-        <w:t>: nonliving (light, water, temperature) / living (herbivores, parasites, competing plants) (textbook) 26.1.23</w:t>
+        <w:t>: nonliving (light, water, temperature) / living (herbivores, parasites, competing plants) 26.1.23</w:t>
       </w:r>
     </w:p>
     <w:p>
@@ -1028,11 +1825,56 @@
         <w:rPr>
           <w:b/>
         </w:rPr>
-        <w:t>Agar</w:t>
+        <w:t>Abscisic acid (ABA)</w:t>
       </w:r>
       <w:r>
         <w:rPr/>
-        <w:t>: a gelatin-like material (textbook) 26.1.9</w:t>
+        <w:t>: the stress hormone: initiates and maintains seed and bud dormancy; closes stomata 26.1.17</w:t>
+      </w:r>
+    </w:p>
+    <w:p>
+      <w:pPr>
+        <w:pStyle w:val="Entry"/>
+      </w:pPr>
+      <w:r>
+        <w:rPr>
+          <w:b/>
+        </w:rPr>
+        <w:t>Abscission</w:t>
+      </w:r>
+      <w:r>
+        <w:rPr/>
+        <w:t>: dropping of leaves, fruits and flowers; ethylene brings it about 26.1.17</w:t>
+      </w:r>
+    </w:p>
+    <w:p>
+      <w:pPr>
+        <w:pStyle w:val="Entry"/>
+      </w:pPr>
+      <w:r>
+        <w:rPr>
+          <w:b/>
+        </w:rPr>
+        <w:t>Apical dominance</w:t>
+      </w:r>
+      <w:r>
+        <w:rPr/>
+        <w:t>: auxin from the shoot tip prevents axillary buds from growing 26.1.8</w:t>
+      </w:r>
+    </w:p>
+    <w:p>
+      <w:pPr>
+        <w:pStyle w:val="Entry"/>
+      </w:pPr>
+      <w:r>
+        <w:rPr>
+          <w:b/>
+        </w:rPr>
+        <w:t>Auxin (IAA)</w:t>
+      </w:r>
+      <w:r>
+        <w:rPr/>
+        <w:t>: made in the shoot apical meristem: apical dominance, root and fruit growth, prevents loss of leaves and fruit, positive phototropism of stems 26.1.8</w:t>
       </w:r>
     </w:p>
     <w:p>
@@ -1047,7 +1889,7 @@
       </w:r>
       <w:r>
         <w:rPr/>
-        <w:t>: a mass of undifferentiated cells grown in tissue culture (textbook) 26.1.15</w:t>
+        <w:t>: a mass of undifferentiated cells in tissue culture 26.1.15</w:t>
       </w:r>
     </w:p>
     <w:p>
@@ -1062,7 +1904,7 @@
       </w:r>
       <w:r>
         <w:rPr/>
-        <w:t>: an enzyme that breaks down cellulose, the main material of plant cell walls (textbook) 26.1.20</w:t>
+        <w:t>: enzyme that breaks down cellulose, the main material of plant cell walls (textbook) 26.1.20</w:t>
       </w:r>
     </w:p>
     <w:p>
@@ -1073,11 +1915,11 @@
         <w:rPr>
           <w:b/>
         </w:rPr>
-        <w:t>Clinostat</w:t>
+        <w:t>Circadian rhythm</w:t>
       </w:r>
       <w:r>
         <w:rPr/>
-        <w:t>: a device that slowly rotates a plant so its statoliths can't settle, cancelling the effect of gravity (textbook) 26.2.30</w:t>
+        <w:t>: biological rhythm with a cycle of about 24 hours that persists without environmental stimuli; caused by a biological clock 26.3.45</w:t>
       </w:r>
     </w:p>
     <w:p>
@@ -1092,7 +1934,7 @@
       </w:r>
       <w:r>
         <w:rPr/>
-        <w:t>: a protective sheath over a grass seedling's young leaves (textbook) 26.1.9</w:t>
+        <w:t>: protective sheath over a grass seedling's young leaves (textbook) 26.1.9</w:t>
       </w:r>
     </w:p>
     <w:p>
@@ -1107,7 +1949,7 @@
       </w:r>
       <w:r>
         <w:rPr/>
-        <w:t>: the day (or night) length a plant's flowering depends on; for example, 14 hours for spinach and ragweed (textbook) 26.3.40–42</w:t>
+        <w:t>: the day (or night) length a plant's flowering depends on (textbook) 26.3.40</w:t>
       </w:r>
     </w:p>
     <w:p>
@@ -1118,11 +1960,86 @@
         <w:rPr>
           <w:b/>
         </w:rPr>
-        <w:t>Gall</w:t>
+        <w:t>Cytokinins</w:t>
       </w:r>
       <w:r>
         <w:rPr/>
-        <w:t>: a tumor-like growth caused by bacteria, fungi, insects or nematodes (textbook) 26.1.14</w:t>
+        <w:t>: promote cell division and organ formation; with auxin, prevent senescence 26.1.14</w:t>
+      </w:r>
+    </w:p>
+    <w:p>
+      <w:pPr>
+        <w:pStyle w:val="Entry"/>
+      </w:pPr>
+      <w:r>
+        <w:rPr>
+          <w:b/>
+        </w:rPr>
+        <w:t>Dormancy</w:t>
+      </w:r>
+      <w:r>
+        <w:rPr/>
+        <w:t>: a period when plant growth is suspended 26.1.12</w:t>
+      </w:r>
+    </w:p>
+    <w:p>
+      <w:pPr>
+        <w:pStyle w:val="Entry"/>
+      </w:pPr>
+      <w:r>
+        <w:rPr>
+          <w:b/>
+        </w:rPr>
+        <w:t>Entrainment</w:t>
+      </w:r>
+      <w:r>
+        <w:rPr/>
+        <w:t>: being synchronized to light at daybreak 26.3.45</w:t>
+      </w:r>
+    </w:p>
+    <w:p>
+      <w:pPr>
+        <w:pStyle w:val="Entry"/>
+      </w:pPr>
+      <w:r>
+        <w:rPr>
+          <w:b/>
+        </w:rPr>
+        <w:t>Ethylene</w:t>
+      </w:r>
+      <w:r>
+        <w:rPr/>
+        <w:t>: a gas hormone: abscission, fruit ripening, axillary bud inhibition 26.1.20</w:t>
+      </w:r>
+    </w:p>
+    <w:p>
+      <w:pPr>
+        <w:pStyle w:val="Entry"/>
+      </w:pPr>
+      <w:r>
+        <w:rPr>
+          <w:b/>
+        </w:rPr>
+        <w:t>Etiolation</w:t>
+      </w:r>
+      <w:r>
+        <w:rPr/>
+        <w:t>: growth in darkness or mostly far-red light: long shoot, small yellow leaves 26.3.43</w:t>
+      </w:r>
+    </w:p>
+    <w:p>
+      <w:pPr>
+        <w:pStyle w:val="Entry"/>
+      </w:pPr>
+      <w:r>
+        <w:rPr>
+          <w:b/>
+        </w:rPr>
+        <w:t>Gibberellins</w:t>
+      </w:r>
+      <w:r>
+        <w:rPr/>
+        <w:t>: growth-promoting hormones: stem elongation; break bud and seed dormancy 26.1.12</w:t>
       </w:r>
     </w:p>
     <w:p>
@@ -1137,7 +2054,7 @@
       </w:r>
       <w:r>
         <w:rPr/>
-        <w:t>: a weed killer (textbook) 26.1.7, 26.1.10</w:t>
+        <w:t>: a weed killer; synthetic auxins are used as herbicides 26.1.10</w:t>
       </w:r>
     </w:p>
     <w:p>
@@ -1148,11 +2065,11 @@
         <w:rPr>
           <w:b/>
         </w:rPr>
-        <w:t>Herbivory</w:t>
+        <w:t>Hormone</w:t>
       </w:r>
       <w:r>
         <w:rPr/>
-        <w:t>: animals eating plants (textbook) 26.1.23</w:t>
+        <w:t>: chemical signal made in one part of the plant that coordinates cell responses; travels in phloem or from cell to cell 26.1.6</w:t>
       </w:r>
     </w:p>
     <w:p>
@@ -1163,11 +2080,26 @@
         <w:rPr>
           <w:b/>
         </w:rPr>
-        <w:t>Phosphorylated</w:t>
+        <w:t>Model organism</w:t>
       </w:r>
       <w:r>
         <w:rPr/>
-        <w:t>: with a phosphate group added (from ATP) (textbook) 26.2.26</w:t>
+        <w:t>: a species studied in detail because it's easy to work with, like Arabidopsis (small, short generation time, small genome) 26.2.31</w:t>
+      </w:r>
+    </w:p>
+    <w:p>
+      <w:pPr>
+        <w:pStyle w:val="Entry"/>
+      </w:pPr>
+      <w:r>
+        <w:rPr>
+          <w:b/>
+        </w:rPr>
+        <w:t>Photoperiodism</w:t>
+      </w:r>
+      <w:r>
+        <w:rPr/>
+        <w:t>: a response to changes in day or night length, e.g. flowering; needs a biological clock and phytochrome 26.3.36</w:t>
       </w:r>
     </w:p>
     <w:p>
@@ -1182,7 +2114,67 @@
       </w:r>
       <w:r>
         <w:rPr/>
-        <w:t>: a protein with a pigment that responds to light (textbook) 26.2.25, 26.3.36</w:t>
+        <w:t>: a protein with a pigment that responds to light (textbook) 26.2.25</w:t>
+      </w:r>
+    </w:p>
+    <w:p>
+      <w:pPr>
+        <w:pStyle w:val="Entry"/>
+      </w:pPr>
+      <w:r>
+        <w:rPr>
+          <w:b/>
+        </w:rPr>
+        <w:t>Phototropin</w:t>
+      </w:r>
+      <w:r>
+        <w:rPr/>
+        <w:t>: pigment in membrane photoreceptors that absorbs blue light and starts phototropism 26.2.25</w:t>
+      </w:r>
+    </w:p>
+    <w:p>
+      <w:pPr>
+        <w:pStyle w:val="Entry"/>
+      </w:pPr>
+      <w:r>
+        <w:rPr>
+          <w:b/>
+        </w:rPr>
+        <w:t>Phototropism / gravitropism / thigmotropism</w:t>
+      </w:r>
+      <w:r>
+        <w:rPr/>
+        <w:t>: growth response to light / gravity / touch 26.2.24</w:t>
+      </w:r>
+    </w:p>
+    <w:p>
+      <w:pPr>
+        <w:pStyle w:val="Entry"/>
+      </w:pPr>
+      <w:r>
+        <w:rPr>
+          <w:b/>
+        </w:rPr>
+        <w:t>Phytochrome (Pr / Pfr)</w:t>
+      </w:r>
+      <w:r>
+        <w:rPr/>
+        <w:t>: blue-green pigment: inactive Pr absorbs red light and becomes active Pfr; Pfr absorbs far-red light and becomes Pr 26.3.37</w:t>
+      </w:r>
+    </w:p>
+    <w:p>
+      <w:pPr>
+        <w:pStyle w:val="Entry"/>
+      </w:pPr>
+      <w:r>
+        <w:rPr>
+          <w:b/>
+        </w:rPr>
+        <w:t>Primary / secondary metabolites</w:t>
+      </w:r>
+      <w:r>
+        <w:rPr/>
+        <w:t>: needed for the normal workings of a cell (sugars, amino acids) / made for defense or survival 26.1.23</w:t>
       </w:r>
     </w:p>
     <w:p>
@@ -1197,7 +2189,7 @@
       </w:r>
       <w:r>
         <w:rPr/>
-        <w:t>: a thickening at the base of a leaflet; its cells' loss of turgor folds Mimosa's leaves (textbook) 26.2.35</w:t>
+        <w:t>: thickening at the base of a leaflet; its cells lose turgor when Mimosa's leaves fold (textbook) 26.2.35</w:t>
       </w:r>
     </w:p>
     <w:p>
@@ -1217,6 +2209,171 @@
     </w:p>
     <w:p>
       <w:pPr>
+        <w:pStyle w:val="Entry"/>
+      </w:pPr>
+      <w:r>
+        <w:rPr>
+          <w:b/>
+        </w:rPr>
+        <w:t>Senescence</w:t>
+      </w:r>
+      <w:r>
+        <w:rPr/>
+        <w:t>: aging 26.1.14</w:t>
+      </w:r>
+    </w:p>
+    <w:p>
+      <w:pPr>
+        <w:pStyle w:val="Entry"/>
+      </w:pPr>
+      <w:r>
+        <w:rPr>
+          <w:b/>
+        </w:rPr>
+        <w:t>Short-day / long-day / day-neutral</w:t>
+      </w:r>
+      <w:r>
+        <w:rPr/>
+        <w:t>: flowers when the day is shorter / longer than a critical length / regardless of day length 26.3.40</w:t>
+      </w:r>
+    </w:p>
+    <w:p>
+      <w:pPr>
+        <w:pStyle w:val="Entry"/>
+      </w:pPr>
+      <w:r>
+        <w:rPr>
+          <w:b/>
+        </w:rPr>
+        <w:t>Signal transduction</w:t>
+      </w:r>
+      <w:r>
+        <w:rPr/>
+        <w:t>: a receptor is activated by a signal → a transduction pathway of relay proteins amplifies it → cellular response 26.1.4</w:t>
+      </w:r>
+    </w:p>
+    <w:p>
+      <w:pPr>
+        <w:pStyle w:val="Entry"/>
+      </w:pPr>
+      <w:r>
+        <w:rPr>
+          <w:b/>
+        </w:rPr>
+        <w:t>Sleep movements</w:t>
+      </w:r>
+      <w:r>
+        <w:rPr/>
+        <w:t>: daily movements in response to light and dark changes 26.2.33</w:t>
+      </w:r>
+    </w:p>
+    <w:p>
+      <w:pPr>
+        <w:pStyle w:val="Entry"/>
+      </w:pPr>
+      <w:r>
+        <w:rPr>
+          <w:b/>
+        </w:rPr>
+        <w:t>Statoliths / amyloplasts</w:t>
+      </w:r>
+      <w:r>
+        <w:rPr/>
+        <w:t>: grains that settle to the bottom of a cell, signaling down / the organelles they are found in 26.2.29</w:t>
+      </w:r>
+    </w:p>
+    <w:p>
+      <w:pPr>
+        <w:pStyle w:val="Entry"/>
+      </w:pPr>
+      <w:r>
+        <w:rPr>
+          <w:b/>
+        </w:rPr>
+        <w:t>Stimuli</w:t>
+      </w:r>
+      <w:r>
+        <w:rPr/>
+        <w:t>: what a plant responds to: light, gravity, carbon dioxide levels, infection, drought, touch 26.1.3</w:t>
+      </w:r>
+    </w:p>
+    <w:p>
+      <w:pPr>
+        <w:pStyle w:val="Entry"/>
+      </w:pPr>
+      <w:r>
+        <w:rPr>
+          <w:b/>
+        </w:rPr>
+        <w:t>Thigmomorphogenesis</w:t>
+      </w:r>
+      <w:r>
+        <w:rPr/>
+        <w:t>: a plant changing its overall shape because of touch (barrier, wind, rain) 26.2.27</w:t>
+      </w:r>
+    </w:p>
+    <w:p>
+      <w:pPr>
+        <w:pStyle w:val="Entry"/>
+      </w:pPr>
+      <w:r>
+        <w:rPr>
+          <w:b/>
+        </w:rPr>
+        <w:t>Tropism</w:t>
+      </w:r>
+      <w:r>
+        <w:rPr/>
+        <w:t>: growth toward (positive) or away from (negative) a stimulus from one direction 26.2.24</w:t>
+      </w:r>
+    </w:p>
+    <w:p>
+      <w:pPr>
+        <w:pStyle w:val="Entry"/>
+      </w:pPr>
+      <w:r>
+        <w:rPr>
+          <w:b/>
+        </w:rPr>
+        <w:t>Turgid / limp</w:t>
+      </w:r>
+      <w:r>
+        <w:rPr/>
+        <w:t>: cell full of water / cell that has lost water 26.2.34</w:t>
+      </w:r>
+    </w:p>
+    <w:p>
+      <w:pPr>
+        <w:pStyle w:val="Entry"/>
+      </w:pPr>
+      <w:r>
+        <w:rPr>
+          <w:b/>
+        </w:rPr>
+        <w:t>Turgor (nastic) movements</w:t>
+      </w:r>
+      <w:r>
+        <w:rPr/>
+        <w:t>: movements from changes in turgor pressure; not growth and not dependent on the stimulus direction (Mimosa, Venus flytrap) 26.2.33</w:t>
+      </w:r>
+    </w:p>
+    <w:p>
+      <w:pPr>
+        <w:pStyle w:val="Entry"/>
+      </w:pPr>
+      <w:r>
+        <w:rPr>
+          <w:b/>
+        </w:rPr>
+        <w:t>Vivipary</w:t>
+      </w:r>
+      <w:r>
+        <w:rPr/>
+        <w:t>: an early break in dormancy: seeds germinate while still on the cob (ABA-insensitive corn) 26.1.17</w:t>
+      </w:r>
+    </w:p>
+    <w:p>
+      <w:pPr>
         <w:pStyle w:val="Lookupheading"/>
       </w:pPr>
       <w:bookmarkStart w:id="3" w:name="lk26LkIndex"/>
@@ -1255,7 +2412,7 @@
       </w:r>
       <w:r>
         <w:rPr/>
-        <w:t xml:space="preserve"> 26.1.17, 26.1.7, 26.1.19</w:t>
+        <w:t xml:space="preserve"> 26.1.17 (def.), 26.1.7 (hormone table)</w:t>
       </w:r>
     </w:p>
     <w:p>
@@ -1270,22 +2427,7 @@
       </w:r>
       <w:r>
         <w:rPr/>
-        <w:t xml:space="preserve"> (ethylene) 26.1.20–21, 26.1.7, 26.1.17</w:t>
-      </w:r>
-    </w:p>
-    <w:p>
-      <w:pPr>
-        <w:pStyle w:val="Entry"/>
-      </w:pPr>
-      <w:r>
-        <w:rPr>
-          <w:b/>
-        </w:rPr>
-        <w:t>Agar</w:t>
-      </w:r>
-      <w:r>
-        <w:rPr/>
-        <w:t xml:space="preserve"> see Glossary</w:t>
+        <w:t xml:space="preserve"> 26.1.17 (def.), 26.1.7 (hormone table), 26.1.20 (ethylene)</w:t>
       </w:r>
     </w:p>
     <w:p>
@@ -1300,7 +2442,7 @@
       </w:r>
       <w:r>
         <w:rPr/>
-        <w:t xml:space="preserve"> (synthetic auxins) 26.1.7, 26.1.10</w:t>
+        <w:t xml:space="preserve"> (synthetic auxins) 26.1.10 (herbicides), 26.1.7 (hormone table)</w:t>
       </w:r>
     </w:p>
     <w:p>
@@ -1315,7 +2457,7 @@
       </w:r>
       <w:r>
         <w:rPr/>
-        <w:t xml:space="preserve"> 26.2.29</w:t>
+        <w:t xml:space="preserve"> 26.2.29 (def.)</w:t>
       </w:r>
     </w:p>
     <w:p>
@@ -1330,7 +2472,7 @@
       </w:r>
       <w:r>
         <w:rPr/>
-        <w:t xml:space="preserve"> 26.1.8</w:t>
+        <w:t xml:space="preserve"> 26.1.8 (def.)</w:t>
       </w:r>
     </w:p>
     <w:p>
@@ -1345,7 +2487,7 @@
       </w:r>
       <w:r>
         <w:rPr/>
-        <w:t xml:space="preserve"> (model organism) 26.2.31–32</w:t>
+        <w:t xml:space="preserve"> (model organism) 26.2.31 (why studied)</w:t>
       </w:r>
     </w:p>
     <w:p>
@@ -1360,7 +2502,7 @@
       </w:r>
       <w:r>
         <w:rPr/>
-        <w:t xml:space="preserve"> 26.1.8, 26.1.7, 26.1.9–11, 26.1.14 …</w:t>
+        <w:t xml:space="preserve"> 26.1.8 (def.), 26.1.11 (cell elongation), 26.1.15 (with cytokinins), 26.2.25 (phototropism)</w:t>
       </w:r>
     </w:p>
     <w:p>
@@ -1375,7 +2517,7 @@
       </w:r>
       <w:r>
         <w:rPr/>
-        <w:t xml:space="preserve"> 26.3.36, 26.3.45, 26.3.40</w:t>
+        <w:t xml:space="preserve"> 26.3.45 (circadian rhythms), 26.3.36 (photoperiodism), 26.3.40 (flowering)</w:t>
       </w:r>
     </w:p>
     <w:p>
@@ -1390,7 +2532,7 @@
       </w:r>
       <w:r>
         <w:rPr/>
-        <w:t xml:space="preserve"> see Glossary</w:t>
+        <w:t xml:space="preserve"> 26.1.15 (auxin-cytokinin ratio)</w:t>
       </w:r>
     </w:p>
     <w:p>
@@ -1420,22 +2562,7 @@
       </w:r>
       <w:r>
         <w:rPr/>
-        <w:t xml:space="preserve"> 26.3.45–46, 26.2.33</w:t>
-      </w:r>
-    </w:p>
-    <w:p>
-      <w:pPr>
-        <w:pStyle w:val="Entry"/>
-      </w:pPr>
-      <w:r>
-        <w:rPr>
-          <w:b/>
-        </w:rPr>
-        <w:t>Clinostat</w:t>
-      </w:r>
-      <w:r>
-        <w:rPr/>
-        <w:t xml:space="preserve"> see Glossary</w:t>
+        <w:t xml:space="preserve"> 26.3.45 (def.), 26.2.33 (sleep movements)</w:t>
       </w:r>
     </w:p>
     <w:p>
@@ -1450,7 +2577,7 @@
       </w:r>
       <w:r>
         <w:rPr/>
-        <w:t xml:space="preserve"> 26.1.9</w:t>
+        <w:t xml:space="preserve"> 26.1.9 (auxin experiment)</w:t>
       </w:r>
     </w:p>
     <w:p>
@@ -1480,7 +2607,7 @@
       </w:r>
       <w:r>
         <w:rPr/>
-        <w:t xml:space="preserve"> 26.1.14, 26.1.7, 26.1.15–16</w:t>
+        <w:t xml:space="preserve"> 26.1.14 (def.), 26.1.7 (hormone table)</w:t>
       </w:r>
     </w:p>
     <w:p>
@@ -1495,7 +2622,7 @@
       </w:r>
       <w:r>
         <w:rPr/>
-        <w:t xml:space="preserve"> 26.3.40</w:t>
+        <w:t xml:space="preserve"> 26.3.40 (def.)</w:t>
       </w:r>
     </w:p>
     <w:p>
@@ -1510,7 +2637,7 @@
       </w:r>
       <w:r>
         <w:rPr/>
-        <w:t xml:space="preserve"> 26.1.12, 26.1.17, 26.1.7, 26.1.18</w:t>
+        <w:t xml:space="preserve"> 26.1.12 (def.), 26.1.7 (hormone table), 26.1.17 (ABA maintains)</w:t>
       </w:r>
     </w:p>
     <w:p>
@@ -1525,7 +2652,7 @@
       </w:r>
       <w:r>
         <w:rPr/>
-        <w:t xml:space="preserve"> 26.3.45</w:t>
+        <w:t xml:space="preserve"> 26.3.45 (def.)</w:t>
       </w:r>
     </w:p>
     <w:p>
@@ -1540,7 +2667,7 @@
       </w:r>
       <w:r>
         <w:rPr/>
-        <w:t xml:space="preserve"> 26.1.20, 26.1.7, 26.1.17, 26.1.21–22</w:t>
+        <w:t xml:space="preserve"> 26.1.20 (def.), 26.1.7 (hormone table), 26.1.17 (abscission)</w:t>
       </w:r>
     </w:p>
     <w:p>
@@ -1555,22 +2682,7 @@
       </w:r>
       <w:r>
         <w:rPr/>
-        <w:t xml:space="preserve"> 26.3.43</w:t>
-      </w:r>
-    </w:p>
-    <w:p>
-      <w:pPr>
-        <w:pStyle w:val="Entry"/>
-      </w:pPr>
-      <w:r>
-        <w:rPr>
-          <w:b/>
-        </w:rPr>
-        <w:t>Gall</w:t>
-      </w:r>
-      <w:r>
-        <w:rPr/>
-        <w:t xml:space="preserve"> see Glossary</w:t>
+        <w:t xml:space="preserve"> 26.3.43 (def.)</w:t>
       </w:r>
     </w:p>
     <w:p>
@@ -1585,7 +2697,7 @@
       </w:r>
       <w:r>
         <w:rPr/>
-        <w:t xml:space="preserve"> 26.1.12, 26.1.7, 26.1.13</w:t>
+        <w:t xml:space="preserve"> 26.1.12 (def.), 26.1.7 (hormone table)</w:t>
       </w:r>
     </w:p>
     <w:p>
@@ -1600,7 +2712,7 @@
       </w:r>
       <w:r>
         <w:rPr/>
-        <w:t xml:space="preserve"> 26.2.29, 26.2.24, 26.2.30</w:t>
+        <w:t xml:space="preserve"> 26.2.29 (def.), 26.2.24 (tropisms)</w:t>
       </w:r>
     </w:p>
     <w:p>
@@ -1626,26 +2738,11 @@
         <w:rPr>
           <w:b/>
         </w:rPr>
-        <w:t>Herbivory</w:t>
+        <w:t>Hormones</w:t>
       </w:r>
       <w:r>
         <w:rPr/>
-        <w:t xml:space="preserve"> see Glossary</w:t>
-      </w:r>
-    </w:p>
-    <w:p>
-      <w:pPr>
-        <w:pStyle w:val="Entry"/>
-      </w:pPr>
-      <w:r>
-        <w:rPr>
-          <w:b/>
-        </w:rPr>
-        <w:t>Hormones</w:t>
-      </w:r>
-      <w:r>
-        <w:rPr/>
-        <w:t xml:space="preserve"> 26.1.6–7, 26.1.3, 26.1.12, 26.1.14–15 …</w:t>
+        <w:t xml:space="preserve"> 26.1.6 (def.), 26.1.3 (responses), 26.1.23 (abiotic stimuli)</w:t>
       </w:r>
     </w:p>
     <w:p>
@@ -1660,7 +2757,7 @@
       </w:r>
       <w:r>
         <w:rPr/>
-        <w:t xml:space="preserve"> 26.3.40, 26.3.42</w:t>
+        <w:t xml:space="preserve"> 26.3.42 (def.)</w:t>
       </w:r>
     </w:p>
     <w:p>
@@ -1675,7 +2772,7 @@
       </w:r>
       <w:r>
         <w:rPr/>
-        <w:t xml:space="preserve"> (turgor movement) 26.2.33, 26.2.35</w:t>
+        <w:t xml:space="preserve"> (sensitive plant) 26.2.35 (leaflets collapse)</w:t>
       </w:r>
     </w:p>
     <w:p>
@@ -1686,7 +2783,7 @@
         <w:rPr>
           <w:b/>
         </w:rPr>
-        <w:t>Phosphorylated</w:t>
+        <w:t>Model organism</w:t>
       </w:r>
       <w:r>
         <w:rPr/>
@@ -1705,7 +2802,7 @@
       </w:r>
       <w:r>
         <w:rPr/>
-        <w:t xml:space="preserve"> 26.3.36–37, 26.3.40</w:t>
+        <w:t xml:space="preserve"> 26.3.36 (def.), 26.3.40 (flowering groups)</w:t>
       </w:r>
     </w:p>
     <w:p>
@@ -1735,7 +2832,7 @@
       </w:r>
       <w:r>
         <w:rPr/>
-        <w:t xml:space="preserve"> 26.2.25–26</w:t>
+        <w:t xml:space="preserve"> 26.2.25 (def.)</w:t>
       </w:r>
     </w:p>
     <w:p>
@@ -1750,7 +2847,7 @@
       </w:r>
       <w:r>
         <w:rPr/>
-        <w:t xml:space="preserve"> 26.2.25, 26.1.8–9, 26.2.24, 26.2.28</w:t>
+        <w:t xml:space="preserve"> 26.2.25 (def.), 26.1.8 (auxin)</w:t>
       </w:r>
     </w:p>
     <w:p>
@@ -1765,7 +2862,7 @@
       </w:r>
       <w:r>
         <w:rPr/>
-        <w:t xml:space="preserve"> 26.3.37–38, 26.3.36, 26.3.39, 26.3.43–44</w:t>
+        <w:t xml:space="preserve"> 26.3.37 (def.), 26.3.44 (plant spacing)</w:t>
       </w:r>
     </w:p>
     <w:p>
@@ -1780,7 +2877,7 @@
       </w:r>
       <w:r>
         <w:rPr/>
-        <w:t xml:space="preserve"> 26.1.23</w:t>
+        <w:t xml:space="preserve"> 26.1.23 (def.)</w:t>
       </w:r>
     </w:p>
     <w:p>
@@ -1825,7 +2922,7 @@
       </w:r>
       <w:r>
         <w:rPr/>
-        <w:t xml:space="preserve"> 26.1.14, 26.1.7</w:t>
+        <w:t xml:space="preserve"> 26.1.14 (def.), 26.1.7 (hormone table)</w:t>
       </w:r>
     </w:p>
     <w:p>
@@ -1840,7 +2937,7 @@
       </w:r>
       <w:r>
         <w:rPr/>
-        <w:t xml:space="preserve"> 26.3.40–41</w:t>
+        <w:t xml:space="preserve"> 26.3.41 (def.)</w:t>
       </w:r>
     </w:p>
     <w:p>
@@ -1855,7 +2952,7 @@
       </w:r>
       <w:r>
         <w:rPr/>
-        <w:t xml:space="preserve"> 26.1.4–5, 26.2.26, 26.2.31</w:t>
+        <w:t xml:space="preserve"> 26.1.4 (def.), 26.2.26 (phototropin), 26.2.31 (Arabidopsis)</w:t>
       </w:r>
     </w:p>
     <w:p>
@@ -1870,7 +2967,22 @@
       </w:r>
       <w:r>
         <w:rPr/>
-        <w:t xml:space="preserve"> 26.2.33, 26.3.45</w:t>
+        <w:t xml:space="preserve"> 26.2.33 (def.), 26.3.45 (dim light)</w:t>
+      </w:r>
+    </w:p>
+    <w:p>
+      <w:pPr>
+        <w:pStyle w:val="Entry"/>
+      </w:pPr>
+      <w:r>
+        <w:rPr>
+          <w:b/>
+        </w:rPr>
+        <w:t>Stimuli</w:t>
+      </w:r>
+      <w:r>
+        <w:rPr/>
+        <w:t xml:space="preserve"> see Glossary</w:t>
       </w:r>
     </w:p>
     <w:p>
@@ -1885,7 +2997,7 @@
       </w:r>
       <w:r>
         <w:rPr/>
-        <w:t xml:space="preserve"> (ABA) 26.1.17, 26.1.19, 26.1.3</w:t>
+        <w:t xml:space="preserve"> 26.1.19 (ABA mechanism), 26.1.3 (light response)</w:t>
       </w:r>
     </w:p>
     <w:p>
@@ -1900,7 +3012,7 @@
       </w:r>
       <w:r>
         <w:rPr/>
-        <w:t xml:space="preserve"> 26.2.27</w:t>
+        <w:t xml:space="preserve"> 26.2.27 (def.)</w:t>
       </w:r>
     </w:p>
     <w:p>
@@ -1915,7 +3027,7 @@
       </w:r>
       <w:r>
         <w:rPr/>
-        <w:t xml:space="preserve"> 26.2.27, 26.2.24, 26.2.28</w:t>
+        <w:t xml:space="preserve"> 26.2.27 (def.), 26.2.24 (tropisms)</w:t>
       </w:r>
     </w:p>
     <w:p>
@@ -1930,7 +3042,7 @@
       </w:r>
       <w:r>
         <w:rPr/>
-        <w:t xml:space="preserve"> 26.2.24, 26.1.8–9, 26.2.25, 26.2.27–28 …</w:t>
+        <w:t xml:space="preserve"> 26.2.24 (def.), 26.1.8 (auxin), 26.2.29 (gravitropism)</w:t>
       </w:r>
     </w:p>
     <w:p>
@@ -1945,7 +3057,7 @@
       </w:r>
       <w:r>
         <w:rPr/>
-        <w:t xml:space="preserve"> 26.2.33–35</w:t>
+        <w:t xml:space="preserve"> 26.2.33 (def.)</w:t>
       </w:r>
     </w:p>
     <w:p>
@@ -1960,7 +3072,7 @@
       </w:r>
       <w:r>
         <w:rPr/>
-        <w:t xml:space="preserve"> (turgor movement) 26.2.33</w:t>
+        <w:t xml:space="preserve"> 26.2.33 (turgor movement)</w:t>
       </w:r>
     </w:p>
     <w:p>
@@ -1975,7 +3087,7 @@
       </w:r>
       <w:r>
         <w:rPr/>
-        <w:t xml:space="preserve"> 26.1.17</w:t>
+        <w:t xml:space="preserve"> 26.1.17 (def.)</w:t>
       </w:r>
     </w:p>
     <w:sectPr>
@@ -2033,7 +3145,7 @@
       <w:rPr>
         <w:sz w:val="15"/>
       </w:rPr>
-      <w:t>BIO II printed notes: Ch 26 (index)</w:t>
+      <w:t>Ch. 26: Flowering Plants: Control of Growth Responses (index)</w:t>
       <w:tab/>
     </w:r>
     <w:r>
@@ -14353,16 +15465,6 @@
     <w:rPr>
       <w:b/>
       <w:sz w:val="27"/>
-    </w:rPr>
-  </w:style>
-  <w:style w:type="paragraph" w:customStyle="1" w:styleId="Pointer">
-    <w:name w:val="Pointer"/>
-    <w:basedOn w:val="Normal"/>
-    <w:pPr>
-      <w:spacing w:before="0" w:after="23"/>
-    </w:pPr>
-    <w:rPr>
-      <w:i/>
     </w:rPr>
   </w:style>
   <w:style w:type="paragraph" w:customStyle="1" w:styleId="Slideheading">

--- a/Printed Exam Notes/Ch 26 Index.docx
+++ b/Printed Exam Notes/Ch 26 Index.docx
@@ -28,8 +28,14 @@
         <w:pStyle w:val="Mapsection"/>
       </w:pPr>
       <w:r>
+        <w:rPr>
+          <w:rStyle w:val="Slidecode"/>
+        </w:rPr>
+        <w:t>Contents</w:t>
+      </w:r>
+      <w:r>
         <w:rPr/>
-        <w:t>Contents (pages in the main notes)</w:t>
+        <w:t xml:space="preserve"> (pages in the main notes)</w:t>
       </w:r>
     </w:p>
     <w:p>
@@ -1885,6 +1891,21 @@
         <w:rPr>
           <w:b/>
         </w:rPr>
+        <w:t>Biological clock</w:t>
+      </w:r>
+      <w:r>
+        <w:rPr/>
+        <w:t>: the internal mechanism behind circadian rhythms; photoperiodism needs it 26.3.45</w:t>
+      </w:r>
+    </w:p>
+    <w:p>
+      <w:pPr>
+        <w:pStyle w:val="Entry"/>
+      </w:pPr>
+      <w:r>
+        <w:rPr>
+          <w:b/>
+        </w:rPr>
         <w:t>Callus</w:t>
       </w:r>
       <w:r>
@@ -2393,11 +2414,26 @@
         <w:rPr>
           <w:b/>
         </w:rPr>
-        <w:t>Abiotic / biotic</w:t>
+        <w:t>2,4-D</w:t>
       </w:r>
       <w:r>
         <w:rPr/>
-        <w:t xml:space="preserve"> see Glossary</w:t>
+        <w:t xml:space="preserve"> see Agent Orange, 2,4-D</w:t>
+      </w:r>
+    </w:p>
+    <w:p>
+      <w:pPr>
+        <w:pStyle w:val="Entry"/>
+      </w:pPr>
+      <w:r>
+        <w:rPr>
+          <w:b/>
+        </w:rPr>
+        <w:t>Abiotic, biotic</w:t>
+      </w:r>
+      <w:r>
+        <w:rPr/>
+        <w:t xml:space="preserve"> 26.1.23 (def.)</w:t>
       </w:r>
     </w:p>
     <w:p>
@@ -2453,11 +2489,26 @@
         <w:rPr>
           <w:b/>
         </w:rPr>
-        <w:t>Amyloplasts, statoliths</w:t>
+        <w:t>Alfalfa sprouts</w:t>
       </w:r>
       <w:r>
         <w:rPr/>
-        <w:t xml:space="preserve"> 26.2.29 (def.)</w:t>
+        <w:t xml:space="preserve"> 26.3.43 (etiolation)</w:t>
+      </w:r>
+    </w:p>
+    <w:p>
+      <w:pPr>
+        <w:pStyle w:val="Entry"/>
+      </w:pPr>
+      <w:r>
+        <w:rPr>
+          <w:b/>
+        </w:rPr>
+        <w:t>Amyloplasts</w:t>
+      </w:r>
+      <w:r>
+        <w:rPr/>
+        <w:t xml:space="preserve"> see Statoliths, amyloplasts</w:t>
       </w:r>
     </w:p>
     <w:p>
@@ -2528,6 +2579,36 @@
         <w:rPr>
           <w:b/>
         </w:rPr>
+        <w:t>Biotic</w:t>
+      </w:r>
+      <w:r>
+        <w:rPr/>
+        <w:t xml:space="preserve"> see Abiotic, biotic</w:t>
+      </w:r>
+    </w:p>
+    <w:p>
+      <w:pPr>
+        <w:pStyle w:val="Entry"/>
+      </w:pPr>
+      <w:r>
+        <w:rPr>
+          <w:b/>
+        </w:rPr>
+        <w:t>Blue light</w:t>
+      </w:r>
+      <w:r>
+        <w:rPr/>
+        <w:t xml:space="preserve"> 26.2.25 (phototropin), 26.1.5 (signal transduction)</w:t>
+      </w:r>
+    </w:p>
+    <w:p>
+      <w:pPr>
+        <w:pStyle w:val="Entry"/>
+      </w:pPr>
+      <w:r>
+        <w:rPr>
+          <w:b/>
+        </w:rPr>
         <w:t>Callus</w:t>
       </w:r>
       <w:r>
@@ -2547,7 +2628,7 @@
       </w:r>
       <w:r>
         <w:rPr/>
-        <w:t xml:space="preserve"> see Glossary</w:t>
+        <w:t xml:space="preserve"> 26.1.20 (abscission, ripening)</w:t>
       </w:r>
     </w:p>
     <w:p>
@@ -2573,11 +2654,71 @@
         <w:rPr>
           <w:b/>
         </w:rPr>
+        <w:t>Clinostat</w:t>
+      </w:r>
+      <w:r>
+        <w:rPr/>
+        <w:t xml:space="preserve"> 26.2.30 (gravitropism)</w:t>
+      </w:r>
+    </w:p>
+    <w:p>
+      <w:pPr>
+        <w:pStyle w:val="Entry"/>
+      </w:pPr>
+      <w:r>
+        <w:rPr>
+          <w:b/>
+        </w:rPr>
+        <w:t>Clover</w:t>
+      </w:r>
+      <w:r>
+        <w:rPr/>
+        <w:t xml:space="preserve"> 26.3.42 (long-day plant)</w:t>
+      </w:r>
+    </w:p>
+    <w:p>
+      <w:pPr>
+        <w:pStyle w:val="Entry"/>
+      </w:pPr>
+      <w:r>
+        <w:rPr>
+          <w:b/>
+        </w:rPr>
+        <w:t>Cocklebur</w:t>
+      </w:r>
+      <w:r>
+        <w:rPr/>
+        <w:t xml:space="preserve"> 26.3.41 (short-day plant)</w:t>
+      </w:r>
+    </w:p>
+    <w:p>
+      <w:pPr>
+        <w:pStyle w:val="Entry"/>
+      </w:pPr>
+      <w:r>
+        <w:rPr>
+          <w:b/>
+        </w:rPr>
         <w:t>Coleoptile</w:t>
       </w:r>
       <w:r>
         <w:rPr/>
         <w:t xml:space="preserve"> 26.1.9 (auxin experiment)</w:t>
+      </w:r>
+    </w:p>
+    <w:p>
+      <w:pPr>
+        <w:pStyle w:val="Entry"/>
+      </w:pPr>
+      <w:r>
+        <w:rPr>
+          <w:b/>
+        </w:rPr>
+        <w:t>Corn</w:t>
+      </w:r>
+      <w:r>
+        <w:rPr/>
+        <w:t xml:space="preserve"> 26.1.17 (vivipary), 26.2.30 (gravitropism)</w:t>
       </w:r>
     </w:p>
     <w:p>
@@ -2592,7 +2733,7 @@
       </w:r>
       <w:r>
         <w:rPr/>
-        <w:t xml:space="preserve"> see Glossary</w:t>
+        <w:t xml:space="preserve"> 26.3.40 (short-day, long-day)</w:t>
       </w:r>
     </w:p>
     <w:p>
@@ -2693,11 +2834,86 @@
         <w:rPr>
           <w:b/>
         </w:rPr>
+        <w:t>Far-red light</w:t>
+      </w:r>
+      <w:r>
+        <w:rPr/>
+        <w:t xml:space="preserve"> see Red, far-red light</w:t>
+      </w:r>
+    </w:p>
+    <w:p>
+      <w:pPr>
+        <w:pStyle w:val="Entry"/>
+      </w:pPr>
+      <w:r>
+        <w:rPr>
+          <w:b/>
+        </w:rPr>
+        <w:t>Fruit ripening</w:t>
+      </w:r>
+      <w:r>
+        <w:rPr/>
+        <w:t xml:space="preserve"> 26.1.20 (ethylene), 26.1.7 (hormone table)</w:t>
+      </w:r>
+    </w:p>
+    <w:p>
+      <w:pPr>
+        <w:pStyle w:val="Entry"/>
+      </w:pPr>
+      <w:r>
+        <w:rPr>
+          <w:b/>
+        </w:rPr>
+        <w:t>Galls</w:t>
+      </w:r>
+      <w:r>
+        <w:rPr/>
+        <w:t xml:space="preserve"> 26.1.14 (cytokinins)</w:t>
+      </w:r>
+    </w:p>
+    <w:p>
+      <w:pPr>
+        <w:pStyle w:val="Entry"/>
+      </w:pPr>
+      <w:r>
+        <w:rPr>
+          <w:b/>
+        </w:rPr>
+        <w:t>Gibberellic acid (GA3)</w:t>
+      </w:r>
+      <w:r>
+        <w:rPr/>
+        <w:t xml:space="preserve"> (gibberellin) 26.1.12 (most common), 26.1.7 (hormone table)</w:t>
+      </w:r>
+    </w:p>
+    <w:p>
+      <w:pPr>
+        <w:pStyle w:val="Entry"/>
+      </w:pPr>
+      <w:r>
+        <w:rPr>
+          <w:b/>
+        </w:rPr>
         <w:t>Gibberellins</w:t>
       </w:r>
       <w:r>
         <w:rPr/>
         <w:t xml:space="preserve"> 26.1.12 (def.), 26.1.7 (hormone table)</w:t>
+      </w:r>
+    </w:p>
+    <w:p>
+      <w:pPr>
+        <w:pStyle w:val="Entry"/>
+      </w:pPr>
+      <w:r>
+        <w:rPr>
+          <w:b/>
+        </w:rPr>
+        <w:t>Grapes</w:t>
+      </w:r>
+      <w:r>
+        <w:rPr/>
+        <w:t xml:space="preserve"> 26.1.13 (gibberellins)</w:t>
       </w:r>
     </w:p>
     <w:p>
@@ -2723,11 +2939,41 @@
         <w:rPr>
           <w:b/>
         </w:rPr>
-        <w:t>Herbicide</w:t>
+        <w:t>Herbicides</w:t>
       </w:r>
       <w:r>
         <w:rPr/>
-        <w:t xml:space="preserve"> see Glossary</w:t>
+        <w:t xml:space="preserve"> 26.1.10 (synthetic auxins), 26.1.7 (2,4-D)</w:t>
+      </w:r>
+    </w:p>
+    <w:p>
+      <w:pPr>
+        <w:pStyle w:val="Entry"/>
+      </w:pPr>
+      <w:r>
+        <w:rPr>
+          <w:b/>
+        </w:rPr>
+        <w:t>Herbivory</w:t>
+      </w:r>
+      <w:r>
+        <w:rPr/>
+        <w:t xml:space="preserve"> 26.1.23 (defense)</w:t>
+      </w:r>
+    </w:p>
+    <w:p>
+      <w:pPr>
+        <w:pStyle w:val="Entry"/>
+      </w:pPr>
+      <w:r>
+        <w:rPr>
+          <w:b/>
+        </w:rPr>
+        <w:t>Holly</w:t>
+      </w:r>
+      <w:r>
+        <w:rPr/>
+        <w:t xml:space="preserve"> 26.1.21 (abscission)</w:t>
       </w:r>
     </w:p>
     <w:p>
@@ -2753,11 +2999,56 @@
         <w:rPr>
           <w:b/>
         </w:rPr>
+        <w:t>IAA (indoleacetic acid)</w:t>
+      </w:r>
+      <w:r>
+        <w:rPr/>
+        <w:t xml:space="preserve"> (auxin) 26.1.7 (hormone table)</w:t>
+      </w:r>
+    </w:p>
+    <w:p>
+      <w:pPr>
+        <w:pStyle w:val="Entry"/>
+      </w:pPr>
+      <w:r>
+        <w:rPr>
+          <w:b/>
+        </w:rPr>
+        <w:t>Limp</w:t>
+      </w:r>
+      <w:r>
+        <w:rPr/>
+        <w:t xml:space="preserve"> see Turgid, limp</w:t>
+      </w:r>
+    </w:p>
+    <w:p>
+      <w:pPr>
+        <w:pStyle w:val="Entry"/>
+      </w:pPr>
+      <w:r>
+        <w:rPr>
+          <w:b/>
+        </w:rPr>
         <w:t>Long-day (short-night) plants</w:t>
       </w:r>
       <w:r>
         <w:rPr/>
         <w:t xml:space="preserve"> 26.3.42 (def.)</w:t>
+      </w:r>
+    </w:p>
+    <w:p>
+      <w:pPr>
+        <w:pStyle w:val="Entry"/>
+      </w:pPr>
+      <w:r>
+        <w:rPr>
+          <w:b/>
+        </w:rPr>
+        <w:t>Methionine</w:t>
+      </w:r>
+      <w:r>
+        <w:rPr/>
+        <w:t xml:space="preserve"> 26.1.20 (makes ethylene)</w:t>
       </w:r>
     </w:p>
     <w:p>
@@ -2787,7 +3078,22 @@
       </w:r>
       <w:r>
         <w:rPr/>
-        <w:t xml:space="preserve"> see Glossary</w:t>
+        <w:t xml:space="preserve"> 26.2.31 (Arabidopsis)</w:t>
+      </w:r>
+    </w:p>
+    <w:p>
+      <w:pPr>
+        <w:pStyle w:val="Entry"/>
+      </w:pPr>
+      <w:r>
+        <w:rPr>
+          <w:b/>
+        </w:rPr>
+        <w:t>Morning glories</w:t>
+      </w:r>
+      <w:r>
+        <w:rPr/>
+        <w:t xml:space="preserve"> see Runner beans, morning glories</w:t>
       </w:r>
     </w:p>
     <w:p>
@@ -2813,11 +3119,11 @@
         <w:rPr>
           <w:b/>
         </w:rPr>
-        <w:t>Photoreceptor</w:t>
+        <w:t>Photoreceptors</w:t>
       </w:r>
       <w:r>
         <w:rPr/>
-        <w:t xml:space="preserve"> see Glossary</w:t>
+        <w:t xml:space="preserve"> 26.2.25 (phototropin), 26.3.36 (phytochrome)</w:t>
       </w:r>
     </w:p>
     <w:p>
@@ -2873,11 +3179,41 @@
         <w:rPr>
           <w:b/>
         </w:rPr>
+        <w:t>Plant spacing</w:t>
+      </w:r>
+      <w:r>
+        <w:rPr/>
+        <w:t xml:space="preserve"> see Shading, plant spacing</w:t>
+      </w:r>
+    </w:p>
+    <w:p>
+      <w:pPr>
+        <w:pStyle w:val="Entry"/>
+      </w:pPr>
+      <w:r>
+        <w:rPr>
+          <w:b/>
+        </w:rPr>
         <w:t>Primary, secondary metabolites</w:t>
       </w:r>
       <w:r>
         <w:rPr/>
         <w:t xml:space="preserve"> 26.1.23 (def.)</w:t>
+      </w:r>
+    </w:p>
+    <w:p>
+      <w:pPr>
+        <w:pStyle w:val="Entry"/>
+      </w:pPr>
+      <w:r>
+        <w:rPr>
+          <w:b/>
+        </w:rPr>
+        <w:t>Proton pump</w:t>
+      </w:r>
+      <w:r>
+        <w:rPr/>
+        <w:t xml:space="preserve"> 26.1.10 (auxin loosens walls)</w:t>
       </w:r>
     </w:p>
     <w:p>
@@ -2892,7 +3228,7 @@
       </w:r>
       <w:r>
         <w:rPr/>
-        <w:t xml:space="preserve"> see Glossary</w:t>
+        <w:t xml:space="preserve"> 26.2.35 (Mimosa)</w:t>
       </w:r>
     </w:p>
     <w:p>
@@ -2903,11 +3239,71 @@
         <w:rPr>
           <w:b/>
         </w:rPr>
-        <w:t>Second messenger</w:t>
+        <w:t>Receptors</w:t>
       </w:r>
       <w:r>
         <w:rPr/>
-        <w:t xml:space="preserve"> see Glossary</w:t>
+        <w:t xml:space="preserve"> 26.1.4 (def.), 26.1.10 (auxin), 26.1.19 (ABA), 26.2.25 (photoreceptors)</w:t>
+      </w:r>
+    </w:p>
+    <w:p>
+      <w:pPr>
+        <w:pStyle w:val="Entry"/>
+      </w:pPr>
+      <w:r>
+        <w:rPr>
+          <w:b/>
+        </w:rPr>
+        <w:t>Red, far-red light</w:t>
+      </w:r>
+      <w:r>
+        <w:rPr/>
+        <w:t xml:space="preserve"> 26.3.38 (Pr, Pfr), 26.3.43 (etiolation)</w:t>
+      </w:r>
+    </w:p>
+    <w:p>
+      <w:pPr>
+        <w:pStyle w:val="Entry"/>
+      </w:pPr>
+      <w:r>
+        <w:rPr>
+          <w:b/>
+        </w:rPr>
+        <w:t>Root nodules</w:t>
+      </w:r>
+      <w:r>
+        <w:rPr/>
+        <w:t xml:space="preserve"> 26.1.14 (cytokinins)</w:t>
+      </w:r>
+    </w:p>
+    <w:p>
+      <w:pPr>
+        <w:pStyle w:val="Entry"/>
+      </w:pPr>
+      <w:r>
+        <w:rPr>
+          <w:b/>
+        </w:rPr>
+        <w:t>Runner beans, morning glories</w:t>
+      </w:r>
+      <w:r>
+        <w:rPr/>
+        <w:t xml:space="preserve"> 26.2.27 (coiling tendrils)</w:t>
+      </w:r>
+    </w:p>
+    <w:p>
+      <w:pPr>
+        <w:pStyle w:val="Entry"/>
+      </w:pPr>
+      <w:r>
+        <w:rPr>
+          <w:b/>
+        </w:rPr>
+        <w:t>Second messenger (Ca2+)</w:t>
+      </w:r>
+      <w:r>
+        <w:rPr/>
+        <w:t xml:space="preserve"> 26.1.19 (ABA, stomata)</w:t>
       </w:r>
     </w:p>
     <w:p>
@@ -2933,6 +3329,21 @@
         <w:rPr>
           <w:b/>
         </w:rPr>
+        <w:t>Shading, plant spacing</w:t>
+      </w:r>
+      <w:r>
+        <w:rPr/>
+        <w:t xml:space="preserve"> 26.3.44 (far-red light)</w:t>
+      </w:r>
+    </w:p>
+    <w:p>
+      <w:pPr>
+        <w:pStyle w:val="Entry"/>
+      </w:pPr>
+      <w:r>
+        <w:rPr>
+          <w:b/>
+        </w:rPr>
         <w:t>Short-day (long-night) plants</w:t>
       </w:r>
       <w:r>
@@ -2978,11 +3389,26 @@
         <w:rPr>
           <w:b/>
         </w:rPr>
+        <w:t>Statoliths, amyloplasts</w:t>
+      </w:r>
+      <w:r>
+        <w:rPr/>
+        <w:t xml:space="preserve"> 26.2.29 (def.)</w:t>
+      </w:r>
+    </w:p>
+    <w:p>
+      <w:pPr>
+        <w:pStyle w:val="Entry"/>
+      </w:pPr>
+      <w:r>
+        <w:rPr>
+          <w:b/>
+        </w:rPr>
         <w:t>Stimuli</w:t>
       </w:r>
       <w:r>
         <w:rPr/>
-        <w:t xml:space="preserve"> see Glossary</w:t>
+        <w:t xml:space="preserve"> 26.1.3 (def.), 26.2.24 (tropisms), 26.2.33 (turgor movements)</w:t>
       </w:r>
     </w:p>
     <w:p>
@@ -3008,6 +3434,21 @@
         <w:rPr>
           <w:b/>
         </w:rPr>
+        <w:t>Tendrils</w:t>
+      </w:r>
+      <w:r>
+        <w:rPr/>
+        <w:t xml:space="preserve"> 26.2.27 (thigmotropism)</w:t>
+      </w:r>
+    </w:p>
+    <w:p>
+      <w:pPr>
+        <w:pStyle w:val="Entry"/>
+      </w:pPr>
+      <w:r>
+        <w:rPr>
+          <w:b/>
+        </w:rPr>
         <w:t>Thigmomorphogenesis</w:t>
       </w:r>
       <w:r>
@@ -3038,11 +3479,56 @@
         <w:rPr>
           <w:b/>
         </w:rPr>
+        <w:t>Tobacco</w:t>
+      </w:r>
+      <w:r>
+        <w:rPr/>
+        <w:t xml:space="preserve"> 26.1.15 (callus)</w:t>
+      </w:r>
+    </w:p>
+    <w:p>
+      <w:pPr>
+        <w:pStyle w:val="Entry"/>
+      </w:pPr>
+      <w:r>
+        <w:rPr>
+          <w:b/>
+        </w:rPr>
+        <w:t>Tomato</w:t>
+      </w:r>
+      <w:r>
+        <w:rPr/>
+        <w:t xml:space="preserve"> 26.1.22 (ripening)</w:t>
+      </w:r>
+    </w:p>
+    <w:p>
+      <w:pPr>
+        <w:pStyle w:val="Entry"/>
+      </w:pPr>
+      <w:r>
+        <w:rPr>
+          <w:b/>
+        </w:rPr>
         <w:t>Tropism (positive, negative)</w:t>
       </w:r>
       <w:r>
         <w:rPr/>
         <w:t xml:space="preserve"> 26.2.24 (def.), 26.1.8 (auxin), 26.2.29 (gravitropism)</w:t>
+      </w:r>
+    </w:p>
+    <w:p>
+      <w:pPr>
+        <w:pStyle w:val="Entry"/>
+      </w:pPr>
+      <w:r>
+        <w:rPr>
+          <w:b/>
+        </w:rPr>
+        <w:t>Turgid, limp</w:t>
+      </w:r>
+      <w:r>
+        <w:rPr/>
+        <w:t xml:space="preserve"> 26.2.34 (def.)</w:t>
       </w:r>
     </w:p>
     <w:p>
@@ -3068,6 +3554,21 @@
         <w:rPr>
           <w:b/>
         </w:rPr>
+        <w:t>Turgor pressure</w:t>
+      </w:r>
+      <w:r>
+        <w:rPr/>
+        <w:t xml:space="preserve"> 26.1.10 (cell elongation), 26.2.35 (Mimosa)</w:t>
+      </w:r>
+    </w:p>
+    <w:p>
+      <w:pPr>
+        <w:pStyle w:val="Entry"/>
+      </w:pPr>
+      <w:r>
+        <w:rPr>
+          <w:b/>
+        </w:rPr>
         <w:t>Venus flytrap</w:t>
       </w:r>
       <w:r>
@@ -3088,6 +3589,21 @@
       <w:r>
         <w:rPr/>
         <w:t xml:space="preserve"> 26.1.17 (def.)</w:t>
+      </w:r>
+    </w:p>
+    <w:p>
+      <w:pPr>
+        <w:pStyle w:val="Entry"/>
+      </w:pPr>
+      <w:r>
+        <w:rPr>
+          <w:b/>
+        </w:rPr>
+        <w:t>Zeatin</w:t>
+      </w:r>
+      <w:r>
+        <w:rPr/>
+        <w:t xml:space="preserve"> (cytokinin) 26.1.7 (hormone table)</w:t>
       </w:r>
     </w:p>
     <w:sectPr>

--- a/Printed Exam Notes/Ch 26 Index.docx
+++ b/Printed Exam Notes/Ch 26 Index.docx
@@ -6,19 +6,26 @@
       <w:pPr>
         <w:pStyle w:val="Notestitle"/>
       </w:pPr>
+      <w:bookmarkStart w:id="1" w:name="t26"/>
       <w:r>
         <w:rPr/>
         <w:t>Ch. 26: Flowering Plants: Control of Growth Responses (index)</w:t>
       </w:r>
+      <w:bookmarkEnd w:id="1"/>
     </w:p>
     <w:p>
       <w:pPr>
         <w:sectPr>
           <w:headerReference w:type="default" r:id="rId9"/>
-          <w:footerReference w:type="default" r:id="rId10"/>
+          <w:headerReference w:type="first" r:id="rId10"/>
+          <w:footerReference w:type="default" r:id="rId11"/>
+          <w:footerReference w:type="first" r:id="rId12"/>
+          <w:type w:val="oddPage"/>
           <w:pgSz w:w="12240" w:h="15840"/>
           <w:pgMar w:top="792" w:right="576" w:bottom="720" w:left="576" w:header="432" w:footer="360" w:gutter="0"/>
+          <w:pgNumType w:start="17"/>
           <w:cols w:space="720"/>
+          <w:titlePg/>
           <w:docGrid w:linePitch="360"/>
         </w:sectPr>
       </w:pPr>
@@ -56,11 +63,11 @@
       </w:pPr>
       <w:r>
         <w:rPr/>
-        <w:t>26.1.3 Plant Hormones</w:t>
+        <w:t>26.27.3 Plant Hormones</w:t>
         <w:tab/>
       </w:r>
       <w:r>
-        <w:t>1</w:t>
+        <w:t>27</w:t>
       </w:r>
     </w:p>
     <w:p>
@@ -72,11 +79,11 @@
       </w:pPr>
       <w:r>
         <w:rPr/>
-        <w:t>26.1.4 Signal Transduction</w:t>
+        <w:t>26.27.4 Signal Transduction</w:t>
         <w:tab/>
       </w:r>
       <w:r>
-        <w:t>1</w:t>
+        <w:t>27</w:t>
       </w:r>
     </w:p>
     <w:p>
@@ -88,11 +95,11 @@
       </w:pPr>
       <w:r>
         <w:rPr/>
-        <w:t>26.1.5 Signal Transduction in Plants</w:t>
+        <w:t>26.27.5 Signal Transduction in Plants</w:t>
         <w:tab/>
       </w:r>
       <w:r>
-        <w:t>1</w:t>
+        <w:t>27</w:t>
       </w:r>
     </w:p>
     <w:p>
@@ -104,11 +111,11 @@
       </w:pPr>
       <w:r>
         <w:rPr/>
-        <w:t>26.1.6 Hormones</w:t>
+        <w:t>26.27.6 Hormones</w:t>
         <w:tab/>
       </w:r>
       <w:r>
-        <w:t>1</w:t>
+        <w:t>27</w:t>
       </w:r>
     </w:p>
     <w:p>
@@ -120,11 +127,11 @@
       </w:pPr>
       <w:r>
         <w:rPr/>
-        <w:t>26.1.7 Plant Hormones</w:t>
+        <w:t>26.27.7 Plant Hormones</w:t>
         <w:tab/>
       </w:r>
       <w:r>
-        <w:t>1</w:t>
+        <w:t>27</w:t>
       </w:r>
     </w:p>
     <w:p>
@@ -136,11 +143,11 @@
       </w:pPr>
       <w:r>
         <w:rPr/>
-        <w:t>26.1.8 Auxins Affect Growth and Development</w:t>
+        <w:t>26.27.8 Auxins Affect Growth and Development</w:t>
         <w:tab/>
       </w:r>
       <w:r>
-        <w:t>1</w:t>
+        <w:t>27</w:t>
       </w:r>
     </w:p>
     <w:p>
@@ -152,11 +159,11 @@
       </w:pPr>
       <w:r>
         <w:rPr/>
-        <w:t>26.1.9 Auxin and Phototropism</w:t>
+        <w:t>26.27.9 Auxin and Phototropism</w:t>
         <w:tab/>
       </w:r>
       <w:r>
-        <w:t>1</w:t>
+        <w:t>27</w:t>
       </w:r>
     </w:p>
     <w:p>
@@ -168,11 +175,11 @@
       </w:pPr>
       <w:r>
         <w:rPr/>
-        <w:t>26.1.10 How Auxins Cause Stems to Bend</w:t>
+        <w:t>26.27.10 How Auxins Cause Stems to Bend</w:t>
         <w:tab/>
       </w:r>
       <w:r>
-        <w:t>1</w:t>
+        <w:t>27</w:t>
       </w:r>
     </w:p>
     <w:p>
@@ -184,11 +191,11 @@
       </w:pPr>
       <w:r>
         <w:rPr/>
-        <w:t>26.1.11 Expansion of the Cell Wall on the Shady Side of a Plant</w:t>
+        <w:t>26.27.11 Expansion of the Cell Wall on the Shady Side of a Plant</w:t>
         <w:tab/>
       </w:r>
       <w:r>
-        <w:t>1</w:t>
+        <w:t>27</w:t>
       </w:r>
     </w:p>
     <w:p>
@@ -200,11 +207,11 @@
       </w:pPr>
       <w:r>
         <w:rPr/>
-        <w:t>26.1.12 Gibberellins</w:t>
+        <w:t>26.27.12 Gibberellins</w:t>
         <w:tab/>
       </w:r>
       <w:r>
-        <w:t>1</w:t>
+        <w:t>27</w:t>
       </w:r>
     </w:p>
     <w:p>
@@ -216,11 +223,11 @@
       </w:pPr>
       <w:r>
         <w:rPr/>
-        <w:t>26.1.13 Gibberellins Cause Stem Elongation</w:t>
+        <w:t>26.27.13 Gibberellins Cause Stem Elongation</w:t>
         <w:tab/>
       </w:r>
       <w:r>
-        <w:t>2</w:t>
+        <w:t>27</w:t>
       </w:r>
     </w:p>
     <w:p>
@@ -232,11 +239,11 @@
       </w:pPr>
       <w:r>
         <w:rPr/>
-        <w:t>26.1.14 Cytokinins</w:t>
+        <w:t>26.27.14 Cytokinins</w:t>
         <w:tab/>
       </w:r>
       <w:r>
-        <w:t>2</w:t>
+        <w:t>27</w:t>
       </w:r>
     </w:p>
     <w:p>
@@ -248,11 +255,11 @@
       </w:pPr>
       <w:r>
         <w:rPr/>
-        <w:t>26.1.15 Interaction of Cytokinins and Auxins in Organ Development</w:t>
+        <w:t>26.28.15 Interaction of Cytokinins and Auxins in Organ Development</w:t>
         <w:tab/>
       </w:r>
       <w:r>
-        <w:t>2</w:t>
+        <w:t>28</w:t>
       </w:r>
     </w:p>
     <w:p>
@@ -264,11 +271,11 @@
       </w:pPr>
       <w:r>
         <w:rPr/>
-        <w:t>26.1.16 Leaves Change Color When Cytokinin Levels Are Low</w:t>
+        <w:t>26.28.16 Leaves Change Color When Cytokinin Levels Are Low</w:t>
         <w:tab/>
       </w:r>
       <w:r>
-        <w:t>2</w:t>
+        <w:t>28</w:t>
       </w:r>
     </w:p>
     <w:p>
@@ -280,11 +287,11 @@
       </w:pPr>
       <w:r>
         <w:rPr/>
-        <w:t>26.1.17 Abscisic Acid</w:t>
+        <w:t>26.28.17 Abscisic Acid</w:t>
         <w:tab/>
       </w:r>
       <w:r>
-        <w:t>2</w:t>
+        <w:t>28</w:t>
       </w:r>
     </w:p>
     <w:p>
@@ -296,11 +303,11 @@
       </w:pPr>
       <w:r>
         <w:rPr/>
-        <w:t>26.1.18 Dormancy and Germination</w:t>
+        <w:t>26.28.18 Dormancy and Germination</w:t>
         <w:tab/>
       </w:r>
       <w:r>
-        <w:t>2</w:t>
+        <w:t>28</w:t>
       </w:r>
     </w:p>
     <w:p>
@@ -312,11 +319,11 @@
       </w:pPr>
       <w:r>
         <w:rPr/>
-        <w:t>26.1.19 Abscisic Acid Promotes Closure of Stomata</w:t>
+        <w:t>26.28.19 Abscisic Acid Promotes Closure of Stomata</w:t>
         <w:tab/>
       </w:r>
       <w:r>
-        <w:t>2</w:t>
+        <w:t>28</w:t>
       </w:r>
     </w:p>
     <w:p>
@@ -328,11 +335,11 @@
       </w:pPr>
       <w:r>
         <w:rPr/>
-        <w:t>26.1.20 Ethylene</w:t>
+        <w:t>26.28.20 Ethylene</w:t>
         <w:tab/>
       </w:r>
       <w:r>
-        <w:t>2</w:t>
+        <w:t>28</w:t>
       </w:r>
     </w:p>
     <w:p>
@@ -344,11 +351,11 @@
       </w:pPr>
       <w:r>
         <w:rPr/>
-        <w:t>26.1.21 Ethylene and Abscission</w:t>
+        <w:t>26.28.21 Ethylene and Abscission</w:t>
         <w:tab/>
       </w:r>
       <w:r>
-        <w:t>2</w:t>
+        <w:t>28</w:t>
       </w:r>
     </w:p>
     <w:p>
@@ -360,11 +367,11 @@
       </w:pPr>
       <w:r>
         <w:rPr/>
-        <w:t>26.1.22 Ethylene Ripens Fruit</w:t>
+        <w:t>26.28.22 Ethylene Ripens Fruit</w:t>
         <w:tab/>
       </w:r>
       <w:r>
-        <w:t>2</w:t>
+        <w:t>28</w:t>
       </w:r>
     </w:p>
     <w:p>
@@ -376,11 +383,11 @@
       </w:pPr>
       <w:r>
         <w:rPr/>
-        <w:t>26.1.23 Responding to the Biotic Environment</w:t>
+        <w:t>26.28.23 Responding to the Biotic Environment</w:t>
         <w:tab/>
       </w:r>
       <w:r>
-        <w:t>2</w:t>
+        <w:t>28</w:t>
       </w:r>
     </w:p>
     <w:p>
@@ -401,11 +408,11 @@
       </w:pPr>
       <w:r>
         <w:rPr/>
-        <w:t>26.2.24 Plant Growth and Movement Responses</w:t>
+        <w:t>26.28.24 Plant Growth and Movement Responses</w:t>
         <w:tab/>
       </w:r>
       <w:r>
-        <w:t>2</w:t>
+        <w:t>28</w:t>
       </w:r>
     </w:p>
     <w:p>
@@ -417,11 +424,11 @@
       </w:pPr>
       <w:r>
         <w:rPr/>
-        <w:t>26.2.25 Phototropism</w:t>
+        <w:t>26.28.25 Phototropism</w:t>
         <w:tab/>
       </w:r>
       <w:r>
-        <w:t>3</w:t>
+        <w:t>28</w:t>
       </w:r>
     </w:p>
     <w:p>
@@ -433,11 +440,11 @@
       </w:pPr>
       <w:r>
         <w:rPr/>
-        <w:t>26.2.26 Phototropin</w:t>
+        <w:t>26.28.26 Phototropin</w:t>
         <w:tab/>
       </w:r>
       <w:r>
-        <w:t>3</w:t>
+        <w:t>28</w:t>
       </w:r>
     </w:p>
     <w:p>
@@ -449,11 +456,11 @@
       </w:pPr>
       <w:r>
         <w:rPr/>
-        <w:t>26.2.27 Thigmotropism</w:t>
+        <w:t>26.28.27 Thigmotropism</w:t>
         <w:tab/>
       </w:r>
       <w:r>
-        <w:t>3</w:t>
+        <w:t>28</w:t>
       </w:r>
     </w:p>
     <w:p>
@@ -465,11 +472,11 @@
       </w:pPr>
       <w:r>
         <w:rPr/>
-        <w:t>26.2.28 Phototropism and Thigmotropism</w:t>
+        <w:t>26.28.28 Phototropism and Thigmotropism</w:t>
         <w:tab/>
       </w:r>
       <w:r>
-        <w:t>3</w:t>
+        <w:t>28</w:t>
       </w:r>
     </w:p>
     <w:p>
@@ -481,11 +488,11 @@
       </w:pPr>
       <w:r>
         <w:rPr/>
-        <w:t>26.2.29 Gravitropism</w:t>
+        <w:t>26.29.29 Gravitropism</w:t>
         <w:tab/>
       </w:r>
       <w:r>
-        <w:t>3</w:t>
+        <w:t>29</w:t>
       </w:r>
     </w:p>
     <w:p>
@@ -497,11 +504,11 @@
       </w:pPr>
       <w:r>
         <w:rPr/>
-        <w:t>26.2.30 Gravitropism Examples</w:t>
+        <w:t>26.29.30 Gravitropism Examples</w:t>
         <w:tab/>
       </w:r>
       <w:r>
-        <w:t>3</w:t>
+        <w:t>29</w:t>
       </w:r>
     </w:p>
     <w:p>
@@ -513,11 +520,11 @@
       </w:pPr>
       <w:r>
         <w:rPr/>
-        <w:t>26.2.31 Why So Many Scientists Work with Arabidopsis</w:t>
+        <w:t>26.29.31 Why So Many Scientists Work with Arabidopsis</w:t>
         <w:tab/>
       </w:r>
       <w:r>
-        <w:t>3</w:t>
+        <w:t>29</w:t>
       </w:r>
     </w:p>
     <w:p>
@@ -529,11 +536,11 @@
       </w:pPr>
       <w:r>
         <w:rPr/>
-        <w:t>26.2.32 Arabidopsis thaliana</w:t>
+        <w:t>26.29.32 Arabidopsis thaliana</w:t>
         <w:tab/>
       </w:r>
       <w:r>
-        <w:t>3</w:t>
+        <w:t>29</w:t>
       </w:r>
     </w:p>
     <w:p>
@@ -545,11 +552,11 @@
       </w:pPr>
       <w:r>
         <w:rPr/>
-        <w:t>26.2.33 Movement Caused by Internal Stimuli</w:t>
+        <w:t>26.29.33 Movement Caused by Internal Stimuli</w:t>
         <w:tab/>
       </w:r>
       <w:r>
-        <w:t>3</w:t>
+        <w:t>29</w:t>
       </w:r>
     </w:p>
     <w:p>
@@ -561,11 +568,11 @@
       </w:pPr>
       <w:r>
         <w:rPr/>
-        <w:t>26.2.34 Plant Cell Exhibits Turgor</w:t>
+        <w:t>26.29.34 Plant Cell Exhibits Turgor</w:t>
         <w:tab/>
       </w:r>
       <w:r>
-        <w:t>3</w:t>
+        <w:t>29</w:t>
       </w:r>
     </w:p>
     <w:p>
@@ -577,11 +584,11 @@
       </w:pPr>
       <w:r>
         <w:rPr/>
-        <w:t>26.2.35 Turgor Movement</w:t>
+        <w:t>26.29.35 Turgor Movement</w:t>
         <w:tab/>
       </w:r>
       <w:r>
-        <w:t>3</w:t>
+        <w:t>29</w:t>
       </w:r>
     </w:p>
     <w:p>
@@ -602,11 +609,11 @@
       </w:pPr>
       <w:r>
         <w:rPr/>
-        <w:t>26.3.36 Plant Responses to Phytochrome</w:t>
+        <w:t>26.29.36 Plant Responses to Phytochrome</w:t>
         <w:tab/>
       </w:r>
       <w:r>
-        <w:t>3</w:t>
+        <w:t>29</w:t>
       </w:r>
     </w:p>
     <w:p>
@@ -618,11 +625,11 @@
       </w:pPr>
       <w:r>
         <w:rPr/>
-        <w:t>26.3.37 Phytochrome</w:t>
+        <w:t>26.29.37 Phytochrome</w:t>
         <w:tab/>
       </w:r>
       <w:r>
-        <w:t>3</w:t>
+        <w:t>29</w:t>
       </w:r>
     </w:p>
     <w:p>
@@ -634,11 +641,11 @@
       </w:pPr>
       <w:r>
         <w:rPr/>
-        <w:t>26.3.38 Inactive and Active Phytochrome</w:t>
+        <w:t>26.29.38 Inactive and Active Phytochrome</w:t>
         <w:tab/>
       </w:r>
       <w:r>
-        <w:t>3</w:t>
+        <w:t>29</w:t>
       </w:r>
     </w:p>
     <w:p>
@@ -650,11 +657,11 @@
       </w:pPr>
       <w:r>
         <w:rPr/>
-        <w:t>26.3.39 Phytochrome Conversion Cycle</w:t>
+        <w:t>26.29.39 Phytochrome Conversion Cycle</w:t>
         <w:tab/>
       </w:r>
       <w:r>
-        <w:t>4</w:t>
+        <w:t>29</w:t>
       </w:r>
     </w:p>
     <w:p>
@@ -666,11 +673,11 @@
       </w:pPr>
       <w:r>
         <w:rPr/>
-        <w:t>26.3.40 Flowering and Photoperiodism</w:t>
+        <w:t>26.29.40 Flowering and Photoperiodism</w:t>
         <w:tab/>
       </w:r>
       <w:r>
-        <w:t>4</w:t>
+        <w:t>29</w:t>
       </w:r>
     </w:p>
     <w:p>
@@ -682,11 +689,11 @@
       </w:pPr>
       <w:r>
         <w:rPr/>
-        <w:t>26.3.41 Short-Day (Long-Night) Plant</w:t>
+        <w:t>26.29.41 Short-Day (Long-Night) Plant</w:t>
         <w:tab/>
       </w:r>
       <w:r>
-        <w:t>4</w:t>
+        <w:t>29</w:t>
       </w:r>
     </w:p>
     <w:p>
@@ -698,11 +705,11 @@
       </w:pPr>
       <w:r>
         <w:rPr/>
-        <w:t>26.3.42 Long-Day (Short-Night) Plant</w:t>
+        <w:t>26.30.42 Long-Day (Short-Night) Plant</w:t>
         <w:tab/>
       </w:r>
       <w:r>
-        <w:t>4</w:t>
+        <w:t>30</w:t>
       </w:r>
     </w:p>
     <w:p>
@@ -714,11 +721,11 @@
       </w:pPr>
       <w:r>
         <w:rPr/>
-        <w:t>26.3.43 Phytochrome Controls Shoot Elongation and Chlorophyll Production</w:t>
+        <w:t>26.30.43 Phytochrome Controls Shoot Elongation and Chlorophyll Production</w:t>
         <w:tab/>
       </w:r>
       <w:r>
-        <w:t>4</w:t>
+        <w:t>30</w:t>
       </w:r>
     </w:p>
     <w:p>
@@ -730,11 +737,11 @@
       </w:pPr>
       <w:r>
         <w:rPr/>
-        <w:t>26.3.44 Phytochrome and Competition</w:t>
+        <w:t>26.30.44 Phytochrome and Competition</w:t>
         <w:tab/>
       </w:r>
       <w:r>
-        <w:t>4</w:t>
+        <w:t>30</w:t>
       </w:r>
     </w:p>
     <w:p>
@@ -746,11 +753,11 @@
       </w:pPr>
       <w:r>
         <w:rPr/>
-        <w:t>26.3.45 Circadian Rhythms</w:t>
+        <w:t>26.30.45 Circadian Rhythms</w:t>
         <w:tab/>
       </w:r>
       <w:r>
-        <w:t>4</w:t>
+        <w:t>30</w:t>
       </w:r>
     </w:p>
     <w:p>
@@ -762,11 +769,11 @@
       </w:pPr>
       <w:r>
         <w:rPr/>
-        <w:t>26.3.46 Examples of Circadian Rhythms</w:t>
+        <w:t>26.30.46 Examples of Circadian Rhythms</w:t>
         <w:tab/>
       </w:r>
       <w:r>
-        <w:t>4</w:t>
+        <w:t>30</w:t>
       </w:r>
     </w:p>
     <w:p>
@@ -791,7 +798,7 @@
         <w:tab/>
       </w:r>
       <w:r>
-        <w:t>4</w:t>
+        <w:t>30</w:t>
       </w:r>
     </w:p>
     <w:p>
@@ -807,7 +814,7 @@
         <w:tab/>
       </w:r>
       <w:r>
-        <w:t>5</w:t>
+        <w:t>31</w:t>
       </w:r>
     </w:p>
     <w:p>
@@ -823,7 +830,7 @@
         <w:tab/>
       </w:r>
       <w:r>
-        <w:t>6</w:t>
+        <w:t>31</w:t>
       </w:r>
     </w:p>
     <w:p>
@@ -857,7 +864,7 @@
         <w:fldChar w:fldCharType="separate"/>
       </w:r>
       <w:r>
-        <w:t>1</w:t>
+        <w:t>17</w:t>
       </w:r>
       <w:r>
         <w:fldChar w:fldCharType="end"/>
@@ -885,7 +892,7 @@
         <w:fldChar w:fldCharType="separate"/>
       </w:r>
       <w:r>
-        <w:t>2</w:t>
+        <w:t>18</w:t>
       </w:r>
       <w:r>
         <w:fldChar w:fldCharType="end"/>
@@ -913,7 +920,7 @@
         <w:fldChar w:fldCharType="separate"/>
       </w:r>
       <w:r>
-        <w:t>3</w:t>
+        <w:t>18</w:t>
       </w:r>
       <w:r>
         <w:fldChar w:fldCharType="end"/>
@@ -923,14 +930,14 @@
       <w:pPr>
         <w:pStyle w:val="Lookupheading"/>
       </w:pPr>
-      <w:bookmarkStart w:id="1" w:name="lk26LkClues"/>
+      <w:bookmarkStart w:id="2" w:name="lk26LkClues"/>
       <w:r>
         <w:rPr>
           <w:rStyle w:val="Slidecode"/>
         </w:rPr>
         <w:t>Clue index: description → answer</w:t>
       </w:r>
-      <w:bookmarkEnd w:id="1"/>
+      <w:bookmarkEnd w:id="2"/>
     </w:p>
     <w:p>
       <w:pPr>
@@ -957,7 +964,7 @@
       </w:r>
       <w:r>
         <w:rPr/>
-        <w:t xml:space="preserve"> 26.1.6</w:t>
+        <w:t xml:space="preserve"> 26.27.6</w:t>
       </w:r>
     </w:p>
     <w:p>
@@ -976,7 +983,7 @@
       </w:r>
       <w:r>
         <w:rPr/>
-        <w:t xml:space="preserve"> 26.1.4–5</w:t>
+        <w:t xml:space="preserve"> 26.27.4–5</w:t>
       </w:r>
     </w:p>
     <w:p>
@@ -995,7 +1002,7 @@
       </w:r>
       <w:r>
         <w:rPr/>
-        <w:t xml:space="preserve"> 26.1.8</w:t>
+        <w:t xml:space="preserve"> 26.27.8</w:t>
       </w:r>
     </w:p>
     <w:p>
@@ -1014,7 +1021,7 @@
       </w:r>
       <w:r>
         <w:rPr/>
-        <w:t xml:space="preserve"> 26.1.7, 26.1.10</w:t>
+        <w:t xml:space="preserve"> 26.27.7, 26.27.10</w:t>
       </w:r>
     </w:p>
     <w:p>
@@ -1033,7 +1040,7 @@
       </w:r>
       <w:r>
         <w:rPr/>
-        <w:t xml:space="preserve"> 26.1.9</w:t>
+        <w:t xml:space="preserve"> 26.27.9</w:t>
       </w:r>
     </w:p>
     <w:p>
@@ -1052,7 +1059,7 @@
       </w:r>
       <w:r>
         <w:rPr/>
-        <w:t xml:space="preserve"> 26.1.12</w:t>
+        <w:t xml:space="preserve"> 26.27.12</w:t>
       </w:r>
     </w:p>
     <w:p>
@@ -1071,7 +1078,7 @@
       </w:r>
       <w:r>
         <w:rPr/>
-        <w:t xml:space="preserve"> 26.1.13</w:t>
+        <w:t xml:space="preserve"> 26.27.13</w:t>
       </w:r>
     </w:p>
     <w:p>
@@ -1090,7 +1097,7 @@
       </w:r>
       <w:r>
         <w:rPr/>
-        <w:t xml:space="preserve"> 26.1.14</w:t>
+        <w:t xml:space="preserve"> 26.27.14</w:t>
       </w:r>
     </w:p>
     <w:p>
@@ -1109,7 +1116,7 @@
       </w:r>
       <w:r>
         <w:rPr/>
-        <w:t xml:space="preserve"> 26.1.14</w:t>
+        <w:t xml:space="preserve"> 26.27.14</w:t>
       </w:r>
     </w:p>
     <w:p>
@@ -1128,7 +1135,7 @@
       </w:r>
       <w:r>
         <w:rPr/>
-        <w:t xml:space="preserve"> 26.1.14, 26.1.16</w:t>
+        <w:t xml:space="preserve"> 26.27.14, 26.28.16</w:t>
       </w:r>
     </w:p>
     <w:p>
@@ -1147,7 +1154,7 @@
       </w:r>
       <w:r>
         <w:rPr/>
-        <w:t xml:space="preserve"> 26.1.15</w:t>
+        <w:t xml:space="preserve"> 26.28.15</w:t>
       </w:r>
     </w:p>
     <w:p>
@@ -1166,7 +1173,7 @@
       </w:r>
       <w:r>
         <w:rPr/>
-        <w:t xml:space="preserve"> 26.1.17</w:t>
+        <w:t xml:space="preserve"> 26.28.17</w:t>
       </w:r>
     </w:p>
     <w:p>
@@ -1185,7 +1192,7 @@
       </w:r>
       <w:r>
         <w:rPr/>
-        <w:t xml:space="preserve"> 26.1.17–18</w:t>
+        <w:t xml:space="preserve"> 26.28.17–18</w:t>
       </w:r>
     </w:p>
     <w:p>
@@ -1204,7 +1211,7 @@
       </w:r>
       <w:r>
         <w:rPr/>
-        <w:t xml:space="preserve"> 26.1.20</w:t>
+        <w:t xml:space="preserve"> 26.28.20</w:t>
       </w:r>
     </w:p>
     <w:p>
@@ -1223,7 +1230,7 @@
       </w:r>
       <w:r>
         <w:rPr/>
-        <w:t xml:space="preserve"> 26.1.20–21</w:t>
+        <w:t xml:space="preserve"> 26.28.20–21</w:t>
       </w:r>
     </w:p>
     <w:p>
@@ -1242,7 +1249,7 @@
       </w:r>
       <w:r>
         <w:rPr/>
-        <w:t xml:space="preserve"> 26.1.21</w:t>
+        <w:t xml:space="preserve"> 26.28.21</w:t>
       </w:r>
     </w:p>
     <w:p>
@@ -1261,7 +1268,7 @@
       </w:r>
       <w:r>
         <w:rPr/>
-        <w:t xml:space="preserve"> 26.1.20, 26.1.22</w:t>
+        <w:t xml:space="preserve"> 26.28.20, 26.28.22</w:t>
       </w:r>
     </w:p>
     <w:p>
@@ -1280,7 +1287,7 @@
       </w:r>
       <w:r>
         <w:rPr/>
-        <w:t xml:space="preserve"> 26.1.23</w:t>
+        <w:t xml:space="preserve"> 26.28.23</w:t>
       </w:r>
     </w:p>
     <w:p>
@@ -1299,7 +1306,7 @@
       </w:r>
       <w:r>
         <w:rPr/>
-        <w:t xml:space="preserve"> 26.1.23</w:t>
+        <w:t xml:space="preserve"> 26.28.23</w:t>
       </w:r>
     </w:p>
     <w:p>
@@ -1327,7 +1334,7 @@
       </w:r>
       <w:r>
         <w:rPr/>
-        <w:t xml:space="preserve"> 26.2.24</w:t>
+        <w:t xml:space="preserve"> 26.28.24</w:t>
       </w:r>
     </w:p>
     <w:p>
@@ -1346,7 +1353,7 @@
       </w:r>
       <w:r>
         <w:rPr/>
-        <w:t xml:space="preserve"> 26.2.25</w:t>
+        <w:t xml:space="preserve"> 26.28.25</w:t>
       </w:r>
     </w:p>
     <w:p>
@@ -1365,7 +1372,7 @@
       </w:r>
       <w:r>
         <w:rPr/>
-        <w:t xml:space="preserve"> 26.2.25–26</w:t>
+        <w:t xml:space="preserve"> 26.28.25–26</w:t>
       </w:r>
     </w:p>
     <w:p>
@@ -1384,7 +1391,7 @@
       </w:r>
       <w:r>
         <w:rPr/>
-        <w:t xml:space="preserve"> 26.2.27–28</w:t>
+        <w:t xml:space="preserve"> 26.28.27–28</w:t>
       </w:r>
     </w:p>
     <w:p>
@@ -1403,7 +1410,7 @@
       </w:r>
       <w:r>
         <w:rPr/>
-        <w:t xml:space="preserve"> 26.2.27</w:t>
+        <w:t xml:space="preserve"> 26.28.27</w:t>
       </w:r>
     </w:p>
     <w:p>
@@ -1422,7 +1429,7 @@
       </w:r>
       <w:r>
         <w:rPr/>
-        <w:t xml:space="preserve"> 26.2.29–30</w:t>
+        <w:t xml:space="preserve"> 26.29.29–30</w:t>
       </w:r>
     </w:p>
     <w:p>
@@ -1441,7 +1448,7 @@
       </w:r>
       <w:r>
         <w:rPr/>
-        <w:t xml:space="preserve"> 26.2.29</w:t>
+        <w:t xml:space="preserve"> 26.29.29</w:t>
       </w:r>
     </w:p>
     <w:p>
@@ -1460,7 +1467,7 @@
       </w:r>
       <w:r>
         <w:rPr/>
-        <w:t xml:space="preserve"> 26.2.30</w:t>
+        <w:t xml:space="preserve"> 26.29.30</w:t>
       </w:r>
     </w:p>
     <w:p>
@@ -1479,7 +1486,7 @@
       </w:r>
       <w:r>
         <w:rPr/>
-        <w:t xml:space="preserve"> 26.2.31</w:t>
+        <w:t xml:space="preserve"> 26.29.31</w:t>
       </w:r>
     </w:p>
     <w:p>
@@ -1498,7 +1505,7 @@
       </w:r>
       <w:r>
         <w:rPr/>
-        <w:t xml:space="preserve"> 26.2.33</w:t>
+        <w:t xml:space="preserve"> 26.29.33</w:t>
       </w:r>
     </w:p>
     <w:p>
@@ -1517,7 +1524,7 @@
       </w:r>
       <w:r>
         <w:rPr/>
-        <w:t xml:space="preserve"> 26.2.33, 26.2.35</w:t>
+        <w:t xml:space="preserve"> 26.29.33, 26.29.35</w:t>
       </w:r>
     </w:p>
     <w:p>
@@ -1536,7 +1543,7 @@
       </w:r>
       <w:r>
         <w:rPr/>
-        <w:t xml:space="preserve"> 26.2.33</w:t>
+        <w:t xml:space="preserve"> 26.29.33</w:t>
       </w:r>
     </w:p>
     <w:p>
@@ -1555,7 +1562,7 @@
       </w:r>
       <w:r>
         <w:rPr/>
-        <w:t xml:space="preserve"> 26.2.33</w:t>
+        <w:t xml:space="preserve"> 26.29.33</w:t>
       </w:r>
     </w:p>
     <w:p>
@@ -1583,7 +1590,7 @@
       </w:r>
       <w:r>
         <w:rPr/>
-        <w:t xml:space="preserve"> 26.3.36</w:t>
+        <w:t xml:space="preserve"> 26.29.36</w:t>
       </w:r>
     </w:p>
     <w:p>
@@ -1602,7 +1609,7 @@
       </w:r>
       <w:r>
         <w:rPr/>
-        <w:t xml:space="preserve"> 26.3.37</w:t>
+        <w:t xml:space="preserve"> 26.29.37</w:t>
       </w:r>
     </w:p>
     <w:p>
@@ -1621,7 +1628,7 @@
       </w:r>
       <w:r>
         <w:rPr/>
-        <w:t xml:space="preserve"> 26.3.37–38</w:t>
+        <w:t xml:space="preserve"> 26.29.37–38</w:t>
       </w:r>
     </w:p>
     <w:p>
@@ -1640,7 +1647,7 @@
       </w:r>
       <w:r>
         <w:rPr/>
-        <w:t xml:space="preserve"> 26.3.38–39</w:t>
+        <w:t xml:space="preserve"> 26.29.38–39</w:t>
       </w:r>
     </w:p>
     <w:p>
@@ -1659,7 +1666,7 @@
       </w:r>
       <w:r>
         <w:rPr/>
-        <w:t xml:space="preserve"> 26.3.41</w:t>
+        <w:t xml:space="preserve"> 26.29.41</w:t>
       </w:r>
     </w:p>
     <w:p>
@@ -1678,7 +1685,7 @@
       </w:r>
       <w:r>
         <w:rPr/>
-        <w:t xml:space="preserve"> 26.3.42</w:t>
+        <w:t xml:space="preserve"> 26.30.42</w:t>
       </w:r>
     </w:p>
     <w:p>
@@ -1697,7 +1704,7 @@
       </w:r>
       <w:r>
         <w:rPr/>
-        <w:t xml:space="preserve"> 26.3.40</w:t>
+        <w:t xml:space="preserve"> 26.29.40</w:t>
       </w:r>
     </w:p>
     <w:p>
@@ -1716,7 +1723,7 @@
       </w:r>
       <w:r>
         <w:rPr/>
-        <w:t xml:space="preserve"> 26.3.43</w:t>
+        <w:t xml:space="preserve"> 26.30.43</w:t>
       </w:r>
     </w:p>
     <w:p>
@@ -1735,7 +1742,7 @@
       </w:r>
       <w:r>
         <w:rPr/>
-        <w:t xml:space="preserve"> 26.3.44</w:t>
+        <w:t xml:space="preserve"> 26.30.44</w:t>
       </w:r>
     </w:p>
     <w:p>
@@ -1754,7 +1761,7 @@
       </w:r>
       <w:r>
         <w:rPr/>
-        <w:t xml:space="preserve"> 26.3.45–46</w:t>
+        <w:t xml:space="preserve"> 26.30.45–46</w:t>
       </w:r>
     </w:p>
     <w:p>
@@ -1773,7 +1780,7 @@
       </w:r>
       <w:r>
         <w:rPr/>
-        <w:t xml:space="preserve"> 26.3.45</w:t>
+        <w:t xml:space="preserve"> 26.30.45</w:t>
       </w:r>
     </w:p>
     <w:p>
@@ -1792,21 +1799,21 @@
       </w:r>
       <w:r>
         <w:rPr/>
-        <w:t xml:space="preserve"> 26.3.45</w:t>
+        <w:t xml:space="preserve"> 26.30.45</w:t>
       </w:r>
     </w:p>
     <w:p>
       <w:pPr>
         <w:pStyle w:val="Lookupheading"/>
       </w:pPr>
-      <w:bookmarkStart w:id="2" w:name="lk26LkGloss"/>
+      <w:bookmarkStart w:id="3" w:name="lk26LkGloss"/>
       <w:r>
         <w:rPr>
           <w:rStyle w:val="Slidecode"/>
         </w:rPr>
         <w:t>Glossary: key terms</w:t>
       </w:r>
-      <w:bookmarkEnd w:id="2"/>
+      <w:bookmarkEnd w:id="3"/>
     </w:p>
     <w:p>
       <w:pPr>
@@ -1820,7 +1827,7 @@
       </w:r>
       <w:r>
         <w:rPr/>
-        <w:t>: nonliving (light, water, temperature) / living (herbivores, parasites, competing plants) 26.1.23</w:t>
+        <w:t>: nonliving (light, water, temperature) / living (herbivores, parasites, competing plants) 26.28.23</w:t>
       </w:r>
     </w:p>
     <w:p>
@@ -1835,7 +1842,7 @@
       </w:r>
       <w:r>
         <w:rPr/>
-        <w:t>: the stress hormone: initiates and maintains seed and bud dormancy; closes stomata 26.1.17</w:t>
+        <w:t>: the stress hormone: initiates and maintains seed and bud dormancy; closes stomata 26.28.17</w:t>
       </w:r>
     </w:p>
     <w:p>
@@ -1850,7 +1857,7 @@
       </w:r>
       <w:r>
         <w:rPr/>
-        <w:t>: dropping of leaves, fruits and flowers; ethylene brings it about 26.1.17</w:t>
+        <w:t>: dropping of leaves, fruits and flowers; ethylene brings it about 26.28.17</w:t>
       </w:r>
     </w:p>
     <w:p>
@@ -1865,7 +1872,7 @@
       </w:r>
       <w:r>
         <w:rPr/>
-        <w:t>: auxin from the shoot tip prevents axillary buds from growing 26.1.8</w:t>
+        <w:t>: auxin from the shoot tip prevents axillary buds from growing 26.27.8</w:t>
       </w:r>
     </w:p>
     <w:p>
@@ -1880,7 +1887,7 @@
       </w:r>
       <w:r>
         <w:rPr/>
-        <w:t>: made in the shoot apical meristem: apical dominance, root and fruit growth, prevents loss of leaves and fruit, positive phototropism of stems 26.1.8</w:t>
+        <w:t>: made in the shoot apical meristem: apical dominance, root and fruit growth, prevents loss of leaves and fruit, positive phototropism of stems 26.27.8</w:t>
       </w:r>
     </w:p>
     <w:p>
@@ -1895,7 +1902,7 @@
       </w:r>
       <w:r>
         <w:rPr/>
-        <w:t>: the internal mechanism behind circadian rhythms; photoperiodism needs it 26.3.45</w:t>
+        <w:t>: the internal mechanism behind circadian rhythms; photoperiodism needs it 26.30.45</w:t>
       </w:r>
     </w:p>
     <w:p>
@@ -1910,7 +1917,7 @@
       </w:r>
       <w:r>
         <w:rPr/>
-        <w:t>: a mass of undifferentiated cells in tissue culture 26.1.15</w:t>
+        <w:t>: a mass of undifferentiated cells in tissue culture 26.28.15</w:t>
       </w:r>
     </w:p>
     <w:p>
@@ -1925,7 +1932,7 @@
       </w:r>
       <w:r>
         <w:rPr/>
-        <w:t>: enzyme that breaks down cellulose, the main material of plant cell walls (textbook) 26.1.20</w:t>
+        <w:t>: enzyme that breaks down cellulose, the main material of plant cell walls (textbook) 26.28.20</w:t>
       </w:r>
     </w:p>
     <w:p>
@@ -1940,7 +1947,7 @@
       </w:r>
       <w:r>
         <w:rPr/>
-        <w:t>: biological rhythm with a cycle of about 24 hours that persists without environmental stimuli; caused by a biological clock 26.3.45</w:t>
+        <w:t>: biological rhythm with a cycle of about 24 hours that persists without environmental stimuli; caused by a biological clock 26.30.45</w:t>
       </w:r>
     </w:p>
     <w:p>
@@ -1955,7 +1962,7 @@
       </w:r>
       <w:r>
         <w:rPr/>
-        <w:t>: protective sheath over a grass seedling's young leaves (textbook) 26.1.9</w:t>
+        <w:t>: protective sheath over a grass seedling's young leaves (textbook) 26.27.9</w:t>
       </w:r>
     </w:p>
     <w:p>
@@ -1970,7 +1977,7 @@
       </w:r>
       <w:r>
         <w:rPr/>
-        <w:t>: the day (or night) length a plant's flowering depends on (textbook) 26.3.40</w:t>
+        <w:t>: the day (or night) length a plant's flowering depends on (textbook) 26.29.40</w:t>
       </w:r>
     </w:p>
     <w:p>
@@ -1985,7 +1992,7 @@
       </w:r>
       <w:r>
         <w:rPr/>
-        <w:t>: promote cell division and organ formation; with auxin, prevent senescence 26.1.14</w:t>
+        <w:t>: promote cell division and organ formation; with auxin, prevent senescence 26.27.14</w:t>
       </w:r>
     </w:p>
     <w:p>
@@ -2000,7 +2007,7 @@
       </w:r>
       <w:r>
         <w:rPr/>
-        <w:t>: a period when plant growth is suspended 26.1.12</w:t>
+        <w:t>: a period when plant growth is suspended 26.27.12</w:t>
       </w:r>
     </w:p>
     <w:p>
@@ -2015,7 +2022,7 @@
       </w:r>
       <w:r>
         <w:rPr/>
-        <w:t>: being synchronized to light at daybreak 26.3.45</w:t>
+        <w:t>: being synchronized to light at daybreak 26.30.45</w:t>
       </w:r>
     </w:p>
     <w:p>
@@ -2030,7 +2037,7 @@
       </w:r>
       <w:r>
         <w:rPr/>
-        <w:t>: a gas hormone: abscission, fruit ripening, axillary bud inhibition 26.1.20</w:t>
+        <w:t>: a gas hormone: abscission, fruit ripening, axillary bud inhibition 26.28.20</w:t>
       </w:r>
     </w:p>
     <w:p>
@@ -2045,7 +2052,7 @@
       </w:r>
       <w:r>
         <w:rPr/>
-        <w:t>: growth in darkness or mostly far-red light: long shoot, small yellow leaves 26.3.43</w:t>
+        <w:t>: growth in darkness or mostly far-red light: long shoot, small yellow leaves 26.30.43</w:t>
       </w:r>
     </w:p>
     <w:p>
@@ -2060,7 +2067,7 @@
       </w:r>
       <w:r>
         <w:rPr/>
-        <w:t>: growth-promoting hormones: stem elongation; break bud and seed dormancy 26.1.12</w:t>
+        <w:t>: growth-promoting hormones: stem elongation; break bud and seed dormancy 26.27.12</w:t>
       </w:r>
     </w:p>
     <w:p>
@@ -2075,7 +2082,7 @@
       </w:r>
       <w:r>
         <w:rPr/>
-        <w:t>: a weed killer; synthetic auxins are used as herbicides 26.1.10</w:t>
+        <w:t>: a weed killer; synthetic auxins are used as herbicides 26.27.10</w:t>
       </w:r>
     </w:p>
     <w:p>
@@ -2090,7 +2097,7 @@
       </w:r>
       <w:r>
         <w:rPr/>
-        <w:t>: chemical signal made in one part of the plant that coordinates cell responses; travels in phloem or from cell to cell 26.1.6</w:t>
+        <w:t>: chemical signal made in one part of the plant that coordinates cell responses; travels in phloem or from cell to cell 26.27.6</w:t>
       </w:r>
     </w:p>
     <w:p>
@@ -2105,7 +2112,7 @@
       </w:r>
       <w:r>
         <w:rPr/>
-        <w:t>: a species studied in detail because it's easy to work with, like Arabidopsis (small, short generation time, small genome) 26.2.31</w:t>
+        <w:t>: a species studied in detail because it's easy to work with, like Arabidopsis (small, short generation time, small genome) 26.29.31</w:t>
       </w:r>
     </w:p>
     <w:p>
@@ -2120,7 +2127,7 @@
       </w:r>
       <w:r>
         <w:rPr/>
-        <w:t>: a response to changes in day or night length, e.g. flowering; needs a biological clock and phytochrome 26.3.36</w:t>
+        <w:t>: a response to changes in day or night length, e.g. flowering; needs a biological clock and phytochrome 26.29.36</w:t>
       </w:r>
     </w:p>
     <w:p>
@@ -2135,7 +2142,7 @@
       </w:r>
       <w:r>
         <w:rPr/>
-        <w:t>: a protein with a pigment that responds to light (textbook) 26.2.25</w:t>
+        <w:t>: a protein with a pigment that responds to light (textbook) 26.28.25</w:t>
       </w:r>
     </w:p>
     <w:p>
@@ -2150,7 +2157,7 @@
       </w:r>
       <w:r>
         <w:rPr/>
-        <w:t>: pigment in membrane photoreceptors that absorbs blue light and starts phototropism 26.2.25</w:t>
+        <w:t>: pigment in membrane photoreceptors that absorbs blue light and starts phototropism 26.28.25</w:t>
       </w:r>
     </w:p>
     <w:p>
@@ -2165,7 +2172,7 @@
       </w:r>
       <w:r>
         <w:rPr/>
-        <w:t>: growth response to light / gravity / touch 26.2.24</w:t>
+        <w:t>: growth response to light / gravity / touch 26.28.24</w:t>
       </w:r>
     </w:p>
     <w:p>
@@ -2180,7 +2187,7 @@
       </w:r>
       <w:r>
         <w:rPr/>
-        <w:t>: blue-green pigment: inactive Pr absorbs red light and becomes active Pfr; Pfr absorbs far-red light and becomes Pr 26.3.37</w:t>
+        <w:t>: blue-green pigment: inactive Pr absorbs red light and becomes active Pfr; Pfr absorbs far-red light and becomes Pr 26.29.37</w:t>
       </w:r>
     </w:p>
     <w:p>
@@ -2195,7 +2202,7 @@
       </w:r>
       <w:r>
         <w:rPr/>
-        <w:t>: needed for the normal workings of a cell (sugars, amino acids) / made for defense or survival 26.1.23</w:t>
+        <w:t>: needed for the normal workings of a cell (sugars, amino acids) / made for defense or survival 26.28.23</w:t>
       </w:r>
     </w:p>
     <w:p>
@@ -2210,7 +2217,7 @@
       </w:r>
       <w:r>
         <w:rPr/>
-        <w:t>: thickening at the base of a leaflet; its cells lose turgor when Mimosa's leaves fold (textbook) 26.2.35</w:t>
+        <w:t>: thickening at the base of a leaflet; its cells lose turgor when Mimosa's leaves fold (textbook) 26.29.35</w:t>
       </w:r>
     </w:p>
     <w:p>
@@ -2225,7 +2232,7 @@
       </w:r>
       <w:r>
         <w:rPr/>
-        <w:t>: a molecule inside the cell, such as Ca2+, that passes on the signal from a receptor (textbook) 26.1.19</w:t>
+        <w:t>: a molecule inside the cell, such as Ca2+, that passes on the signal from a receptor (textbook) 26.28.19</w:t>
       </w:r>
     </w:p>
     <w:p>
@@ -2240,7 +2247,7 @@
       </w:r>
       <w:r>
         <w:rPr/>
-        <w:t>: aging 26.1.14</w:t>
+        <w:t>: aging 26.27.14</w:t>
       </w:r>
     </w:p>
     <w:p>
@@ -2255,7 +2262,7 @@
       </w:r>
       <w:r>
         <w:rPr/>
-        <w:t>: flowers when the day is shorter / longer than a critical length / regardless of day length 26.3.40</w:t>
+        <w:t>: flowers when the day is shorter / longer than a critical length / regardless of day length 26.29.40</w:t>
       </w:r>
     </w:p>
     <w:p>
@@ -2270,7 +2277,7 @@
       </w:r>
       <w:r>
         <w:rPr/>
-        <w:t>: a receptor is activated by a signal → a transduction pathway of relay proteins amplifies it → cellular response 26.1.4</w:t>
+        <w:t>: a receptor is activated by a signal → a transduction pathway of relay proteins amplifies it → cellular response 26.27.4</w:t>
       </w:r>
     </w:p>
     <w:p>
@@ -2285,7 +2292,7 @@
       </w:r>
       <w:r>
         <w:rPr/>
-        <w:t>: daily movements in response to light and dark changes 26.2.33</w:t>
+        <w:t>: daily movements in response to light and dark changes 26.29.33</w:t>
       </w:r>
     </w:p>
     <w:p>
@@ -2300,7 +2307,7 @@
       </w:r>
       <w:r>
         <w:rPr/>
-        <w:t>: grains that settle to the bottom of a cell, signaling down / the organelles they are found in 26.2.29</w:t>
+        <w:t>: grains that settle to the bottom of a cell, signaling down / the organelles they are found in 26.29.29</w:t>
       </w:r>
     </w:p>
     <w:p>
@@ -2315,7 +2322,7 @@
       </w:r>
       <w:r>
         <w:rPr/>
-        <w:t>: what a plant responds to: light, gravity, carbon dioxide levels, infection, drought, touch 26.1.3</w:t>
+        <w:t>: what a plant responds to: light, gravity, carbon dioxide levels, infection, drought, touch 26.27.3</w:t>
       </w:r>
     </w:p>
     <w:p>
@@ -2330,7 +2337,7 @@
       </w:r>
       <w:r>
         <w:rPr/>
-        <w:t>: a plant changing its overall shape because of touch (barrier, wind, rain) 26.2.27</w:t>
+        <w:t>: a plant changing its overall shape because of touch (barrier, wind, rain) 26.28.27</w:t>
       </w:r>
     </w:p>
     <w:p>
@@ -2345,7 +2352,7 @@
       </w:r>
       <w:r>
         <w:rPr/>
-        <w:t>: growth toward (positive) or away from (negative) a stimulus from one direction 26.2.24</w:t>
+        <w:t>: growth toward (positive) or away from (negative) a stimulus from one direction 26.28.24</w:t>
       </w:r>
     </w:p>
     <w:p>
@@ -2360,7 +2367,7 @@
       </w:r>
       <w:r>
         <w:rPr/>
-        <w:t>: cell full of water / cell that has lost water 26.2.34</w:t>
+        <w:t>: cell full of water / cell that has lost water 26.29.34</w:t>
       </w:r>
     </w:p>
     <w:p>
@@ -2375,7 +2382,7 @@
       </w:r>
       <w:r>
         <w:rPr/>
-        <w:t>: movements from changes in turgor pressure; not growth and not dependent on the stimulus direction (Mimosa, Venus flytrap) 26.2.33</w:t>
+        <w:t>: movements from changes in turgor pressure; not growth and not dependent on the stimulus direction (Mimosa, Venus flytrap) 26.29.33</w:t>
       </w:r>
     </w:p>
     <w:p>
@@ -2390,21 +2397,21 @@
       </w:r>
       <w:r>
         <w:rPr/>
-        <w:t>: an early break in dormancy: seeds germinate while still on the cob (ABA-insensitive corn) 26.1.17</w:t>
+        <w:t>: an early break in dormancy: seeds germinate while still on the cob (ABA-insensitive corn) 26.28.17</w:t>
       </w:r>
     </w:p>
     <w:p>
       <w:pPr>
         <w:pStyle w:val="Lookupheading"/>
       </w:pPr>
-      <w:bookmarkStart w:id="3" w:name="lk26LkIndex"/>
+      <w:bookmarkStart w:id="4" w:name="lk26LkIndex"/>
       <w:r>
         <w:rPr>
           <w:rStyle w:val="Slidecode"/>
         </w:rPr>
         <w:t>Term index</w:t>
       </w:r>
-      <w:bookmarkEnd w:id="3"/>
+      <w:bookmarkEnd w:id="4"/>
     </w:p>
     <w:p>
       <w:pPr>
@@ -2433,7 +2440,7 @@
       </w:r>
       <w:r>
         <w:rPr/>
-        <w:t xml:space="preserve"> 26.1.23 (def.)</w:t>
+        <w:t xml:space="preserve"> 26.28.23 (def.)</w:t>
       </w:r>
     </w:p>
     <w:p>
@@ -2448,7 +2455,7 @@
       </w:r>
       <w:r>
         <w:rPr/>
-        <w:t xml:space="preserve"> 26.1.17 (def.), 26.1.7 (hormone table)</w:t>
+        <w:t xml:space="preserve"> 26.28.17 (def.), 26.27.7 (hormone table)</w:t>
       </w:r>
     </w:p>
     <w:p>
@@ -2463,7 +2470,7 @@
       </w:r>
       <w:r>
         <w:rPr/>
-        <w:t xml:space="preserve"> 26.1.17 (def.), 26.1.7 (hormone table), 26.1.20 (ethylene)</w:t>
+        <w:t xml:space="preserve"> 26.28.17 (def.), 26.27.7 (hormone table), 26.28.20 (ethylene)</w:t>
       </w:r>
     </w:p>
     <w:p>
@@ -2478,7 +2485,7 @@
       </w:r>
       <w:r>
         <w:rPr/>
-        <w:t xml:space="preserve"> (synthetic auxins) 26.1.10 (herbicides), 26.1.7 (hormone table)</w:t>
+        <w:t xml:space="preserve"> (synthetic auxins) 26.27.10 (herbicides), 26.27.7 (hormone table)</w:t>
       </w:r>
     </w:p>
     <w:p>
@@ -2493,7 +2500,7 @@
       </w:r>
       <w:r>
         <w:rPr/>
-        <w:t xml:space="preserve"> 26.3.43 (etiolation)</w:t>
+        <w:t xml:space="preserve"> 26.30.43 (etiolation)</w:t>
       </w:r>
     </w:p>
     <w:p>
@@ -2523,7 +2530,7 @@
       </w:r>
       <w:r>
         <w:rPr/>
-        <w:t xml:space="preserve"> 26.1.8 (def.)</w:t>
+        <w:t xml:space="preserve"> 26.27.8 (def.)</w:t>
       </w:r>
     </w:p>
     <w:p>
@@ -2538,7 +2545,7 @@
       </w:r>
       <w:r>
         <w:rPr/>
-        <w:t xml:space="preserve"> (model organism) 26.2.31 (why studied)</w:t>
+        <w:t xml:space="preserve"> (model organism) 26.29.31 (why studied)</w:t>
       </w:r>
     </w:p>
     <w:p>
@@ -2553,7 +2560,7 @@
       </w:r>
       <w:r>
         <w:rPr/>
-        <w:t xml:space="preserve"> 26.1.8 (def.), 26.1.11 (cell elongation), 26.1.15 (with cytokinins), 26.2.25 (phototropism)</w:t>
+        <w:t xml:space="preserve"> 26.27.8 (def.), 26.27.11 (cell elongation), 26.28.15 (with cytokinins), 26.28.25 (phototropism)</w:t>
       </w:r>
     </w:p>
     <w:p>
@@ -2568,7 +2575,7 @@
       </w:r>
       <w:r>
         <w:rPr/>
-        <w:t xml:space="preserve"> 26.3.45 (circadian rhythms), 26.3.36 (photoperiodism), 26.3.40 (flowering)</w:t>
+        <w:t xml:space="preserve"> 26.30.45 (circadian rhythms), 26.29.36 (photoperiodism), 26.29.40 (flowering)</w:t>
       </w:r>
     </w:p>
     <w:p>
@@ -2598,7 +2605,7 @@
       </w:r>
       <w:r>
         <w:rPr/>
-        <w:t xml:space="preserve"> 26.2.25 (phototropin), 26.1.5 (signal transduction)</w:t>
+        <w:t xml:space="preserve"> 26.28.25 (phototropin), 26.27.5 (signal transduction)</w:t>
       </w:r>
     </w:p>
     <w:p>
@@ -2613,7 +2620,7 @@
       </w:r>
       <w:r>
         <w:rPr/>
-        <w:t xml:space="preserve"> 26.1.15 (auxin-cytokinin ratio)</w:t>
+        <w:t xml:space="preserve"> 26.28.15 (auxin-cytokinin ratio)</w:t>
       </w:r>
     </w:p>
     <w:p>
@@ -2628,7 +2635,7 @@
       </w:r>
       <w:r>
         <w:rPr/>
-        <w:t xml:space="preserve"> 26.1.20 (abscission, ripening)</w:t>
+        <w:t xml:space="preserve"> 26.28.20 (abscission, ripening)</w:t>
       </w:r>
     </w:p>
     <w:p>
@@ -2643,7 +2650,7 @@
       </w:r>
       <w:r>
         <w:rPr/>
-        <w:t xml:space="preserve"> 26.3.45 (def.), 26.2.33 (sleep movements)</w:t>
+        <w:t xml:space="preserve"> 26.30.45 (def.), 26.29.33 (sleep movements)</w:t>
       </w:r>
     </w:p>
     <w:p>
@@ -2658,7 +2665,7 @@
       </w:r>
       <w:r>
         <w:rPr/>
-        <w:t xml:space="preserve"> 26.2.30 (gravitropism)</w:t>
+        <w:t xml:space="preserve"> 26.29.30 (gravitropism)</w:t>
       </w:r>
     </w:p>
     <w:p>
@@ -2673,7 +2680,7 @@
       </w:r>
       <w:r>
         <w:rPr/>
-        <w:t xml:space="preserve"> 26.3.42 (long-day plant)</w:t>
+        <w:t xml:space="preserve"> 26.30.42 (long-day plant)</w:t>
       </w:r>
     </w:p>
     <w:p>
@@ -2688,7 +2695,7 @@
       </w:r>
       <w:r>
         <w:rPr/>
-        <w:t xml:space="preserve"> 26.3.41 (short-day plant)</w:t>
+        <w:t xml:space="preserve"> 26.29.41 (short-day plant)</w:t>
       </w:r>
     </w:p>
     <w:p>
@@ -2703,7 +2710,7 @@
       </w:r>
       <w:r>
         <w:rPr/>
-        <w:t xml:space="preserve"> 26.1.9 (auxin experiment)</w:t>
+        <w:t xml:space="preserve"> 26.27.9 (auxin experiment)</w:t>
       </w:r>
     </w:p>
     <w:p>
@@ -2718,7 +2725,7 @@
       </w:r>
       <w:r>
         <w:rPr/>
-        <w:t xml:space="preserve"> 26.1.17 (vivipary), 26.2.30 (gravitropism)</w:t>
+        <w:t xml:space="preserve"> 26.28.17 (vivipary), 26.29.30 (gravitropism)</w:t>
       </w:r>
     </w:p>
     <w:p>
@@ -2733,7 +2740,7 @@
       </w:r>
       <w:r>
         <w:rPr/>
-        <w:t xml:space="preserve"> 26.3.40 (short-day, long-day)</w:t>
+        <w:t xml:space="preserve"> 26.29.40 (short-day, long-day)</w:t>
       </w:r>
     </w:p>
     <w:p>
@@ -2748,7 +2755,7 @@
       </w:r>
       <w:r>
         <w:rPr/>
-        <w:t xml:space="preserve"> 26.1.14 (def.), 26.1.7 (hormone table)</w:t>
+        <w:t xml:space="preserve"> 26.27.14 (def.), 26.27.7 (hormone table)</w:t>
       </w:r>
     </w:p>
     <w:p>
@@ -2763,7 +2770,7 @@
       </w:r>
       <w:r>
         <w:rPr/>
-        <w:t xml:space="preserve"> 26.3.40 (def.)</w:t>
+        <w:t xml:space="preserve"> 26.29.40 (def.)</w:t>
       </w:r>
     </w:p>
     <w:p>
@@ -2778,7 +2785,7 @@
       </w:r>
       <w:r>
         <w:rPr/>
-        <w:t xml:space="preserve"> 26.1.12 (def.), 26.1.7 (hormone table), 26.1.17 (ABA maintains)</w:t>
+        <w:t xml:space="preserve"> 26.27.12 (def.), 26.27.7 (hormone table), 26.28.17 (ABA maintains)</w:t>
       </w:r>
     </w:p>
     <w:p>
@@ -2793,7 +2800,7 @@
       </w:r>
       <w:r>
         <w:rPr/>
-        <w:t xml:space="preserve"> 26.3.45 (def.)</w:t>
+        <w:t xml:space="preserve"> 26.30.45 (def.)</w:t>
       </w:r>
     </w:p>
     <w:p>
@@ -2808,7 +2815,7 @@
       </w:r>
       <w:r>
         <w:rPr/>
-        <w:t xml:space="preserve"> 26.1.20 (def.), 26.1.7 (hormone table), 26.1.17 (abscission)</w:t>
+        <w:t xml:space="preserve"> 26.28.20 (def.), 26.27.7 (hormone table), 26.28.17 (abscission)</w:t>
       </w:r>
     </w:p>
     <w:p>
@@ -2823,7 +2830,7 @@
       </w:r>
       <w:r>
         <w:rPr/>
-        <w:t xml:space="preserve"> 26.3.43 (def.)</w:t>
+        <w:t xml:space="preserve"> 26.30.43 (def.)</w:t>
       </w:r>
     </w:p>
     <w:p>
@@ -2853,7 +2860,7 @@
       </w:r>
       <w:r>
         <w:rPr/>
-        <w:t xml:space="preserve"> 26.1.20 (ethylene), 26.1.7 (hormone table)</w:t>
+        <w:t xml:space="preserve"> 26.28.20 (ethylene), 26.27.7 (hormone table)</w:t>
       </w:r>
     </w:p>
     <w:p>
@@ -2868,7 +2875,7 @@
       </w:r>
       <w:r>
         <w:rPr/>
-        <w:t xml:space="preserve"> 26.1.14 (cytokinins)</w:t>
+        <w:t xml:space="preserve"> 26.27.14 (cytokinins)</w:t>
       </w:r>
     </w:p>
     <w:p>
@@ -2883,7 +2890,7 @@
       </w:r>
       <w:r>
         <w:rPr/>
-        <w:t xml:space="preserve"> (gibberellin) 26.1.12 (most common), 26.1.7 (hormone table)</w:t>
+        <w:t xml:space="preserve"> (gibberellin) 26.27.12 (most common), 26.27.7 (hormone table)</w:t>
       </w:r>
     </w:p>
     <w:p>
@@ -2898,7 +2905,7 @@
       </w:r>
       <w:r>
         <w:rPr/>
-        <w:t xml:space="preserve"> 26.1.12 (def.), 26.1.7 (hormone table)</w:t>
+        <w:t xml:space="preserve"> 26.27.12 (def.), 26.27.7 (hormone table)</w:t>
       </w:r>
     </w:p>
     <w:p>
@@ -2913,7 +2920,7 @@
       </w:r>
       <w:r>
         <w:rPr/>
-        <w:t xml:space="preserve"> 26.1.13 (gibberellins)</w:t>
+        <w:t xml:space="preserve"> 26.27.13 (gibberellins)</w:t>
       </w:r>
     </w:p>
     <w:p>
@@ -2928,7 +2935,7 @@
       </w:r>
       <w:r>
         <w:rPr/>
-        <w:t xml:space="preserve"> 26.2.29 (def.), 26.2.24 (tropisms)</w:t>
+        <w:t xml:space="preserve"> 26.29.29 (def.), 26.28.24 (tropisms)</w:t>
       </w:r>
     </w:p>
     <w:p>
@@ -2943,7 +2950,7 @@
       </w:r>
       <w:r>
         <w:rPr/>
-        <w:t xml:space="preserve"> 26.1.10 (synthetic auxins), 26.1.7 (2,4-D)</w:t>
+        <w:t xml:space="preserve"> 26.27.10 (synthetic auxins), 26.27.7 (2,4-D)</w:t>
       </w:r>
     </w:p>
     <w:p>
@@ -2958,7 +2965,7 @@
       </w:r>
       <w:r>
         <w:rPr/>
-        <w:t xml:space="preserve"> 26.1.23 (defense)</w:t>
+        <w:t xml:space="preserve"> 26.28.23 (defense)</w:t>
       </w:r>
     </w:p>
     <w:p>
@@ -2973,7 +2980,7 @@
       </w:r>
       <w:r>
         <w:rPr/>
-        <w:t xml:space="preserve"> 26.1.21 (abscission)</w:t>
+        <w:t xml:space="preserve"> 26.28.21 (abscission)</w:t>
       </w:r>
     </w:p>
     <w:p>
@@ -2988,7 +2995,7 @@
       </w:r>
       <w:r>
         <w:rPr/>
-        <w:t xml:space="preserve"> 26.1.6 (def.), 26.1.3 (responses), 26.1.23 (abiotic stimuli)</w:t>
+        <w:t xml:space="preserve"> 26.27.6 (def.), 26.27.3 (responses), 26.28.23 (abiotic stimuli)</w:t>
       </w:r>
     </w:p>
     <w:p>
@@ -3003,7 +3010,7 @@
       </w:r>
       <w:r>
         <w:rPr/>
-        <w:t xml:space="preserve"> (auxin) 26.1.7 (hormone table)</w:t>
+        <w:t xml:space="preserve"> (auxin) 26.27.7 (hormone table)</w:t>
       </w:r>
     </w:p>
     <w:p>
@@ -3033,7 +3040,7 @@
       </w:r>
       <w:r>
         <w:rPr/>
-        <w:t xml:space="preserve"> 26.3.42 (def.)</w:t>
+        <w:t xml:space="preserve"> 26.30.42 (def.)</w:t>
       </w:r>
     </w:p>
     <w:p>
@@ -3048,7 +3055,7 @@
       </w:r>
       <w:r>
         <w:rPr/>
-        <w:t xml:space="preserve"> 26.1.20 (makes ethylene)</w:t>
+        <w:t xml:space="preserve"> 26.28.20 (makes ethylene)</w:t>
       </w:r>
     </w:p>
     <w:p>
@@ -3063,7 +3070,7 @@
       </w:r>
       <w:r>
         <w:rPr/>
-        <w:t xml:space="preserve"> (sensitive plant) 26.2.35 (leaflets collapse)</w:t>
+        <w:t xml:space="preserve"> (sensitive plant) 26.29.35 (leaflets collapse)</w:t>
       </w:r>
     </w:p>
     <w:p>
@@ -3078,7 +3085,7 @@
       </w:r>
       <w:r>
         <w:rPr/>
-        <w:t xml:space="preserve"> 26.2.31 (Arabidopsis)</w:t>
+        <w:t xml:space="preserve"> 26.29.31 (Arabidopsis)</w:t>
       </w:r>
     </w:p>
     <w:p>
@@ -3108,7 +3115,7 @@
       </w:r>
       <w:r>
         <w:rPr/>
-        <w:t xml:space="preserve"> 26.3.36 (def.), 26.3.40 (flowering groups)</w:t>
+        <w:t xml:space="preserve"> 26.29.36 (def.), 26.29.40 (flowering groups)</w:t>
       </w:r>
     </w:p>
     <w:p>
@@ -3123,7 +3130,7 @@
       </w:r>
       <w:r>
         <w:rPr/>
-        <w:t xml:space="preserve"> 26.2.25 (phototropin), 26.3.36 (phytochrome)</w:t>
+        <w:t xml:space="preserve"> 26.28.25 (phototropin), 26.29.36 (phytochrome)</w:t>
       </w:r>
     </w:p>
     <w:p>
@@ -3138,7 +3145,7 @@
       </w:r>
       <w:r>
         <w:rPr/>
-        <w:t xml:space="preserve"> 26.2.25 (def.)</w:t>
+        <w:t xml:space="preserve"> 26.28.25 (def.)</w:t>
       </w:r>
     </w:p>
     <w:p>
@@ -3153,7 +3160,7 @@
       </w:r>
       <w:r>
         <w:rPr/>
-        <w:t xml:space="preserve"> 26.2.25 (def.), 26.1.8 (auxin)</w:t>
+        <w:t xml:space="preserve"> 26.28.25 (def.), 26.27.8 (auxin)</w:t>
       </w:r>
     </w:p>
     <w:p>
@@ -3168,7 +3175,7 @@
       </w:r>
       <w:r>
         <w:rPr/>
-        <w:t xml:space="preserve"> 26.3.37 (def.), 26.3.44 (plant spacing)</w:t>
+        <w:t xml:space="preserve"> 26.29.37 (def.), 26.30.44 (plant spacing)</w:t>
       </w:r>
     </w:p>
     <w:p>
@@ -3198,7 +3205,7 @@
       </w:r>
       <w:r>
         <w:rPr/>
-        <w:t xml:space="preserve"> 26.1.23 (def.)</w:t>
+        <w:t xml:space="preserve"> 26.28.23 (def.)</w:t>
       </w:r>
     </w:p>
     <w:p>
@@ -3213,7 +3220,7 @@
       </w:r>
       <w:r>
         <w:rPr/>
-        <w:t xml:space="preserve"> 26.1.10 (auxin loosens walls)</w:t>
+        <w:t xml:space="preserve"> 26.27.10 (auxin loosens walls)</w:t>
       </w:r>
     </w:p>
     <w:p>
@@ -3228,7 +3235,7 @@
       </w:r>
       <w:r>
         <w:rPr/>
-        <w:t xml:space="preserve"> 26.2.35 (Mimosa)</w:t>
+        <w:t xml:space="preserve"> 26.29.35 (Mimosa)</w:t>
       </w:r>
     </w:p>
     <w:p>
@@ -3243,7 +3250,7 @@
       </w:r>
       <w:r>
         <w:rPr/>
-        <w:t xml:space="preserve"> 26.1.4 (def.), 26.1.10 (auxin), 26.1.19 (ABA), 26.2.25 (photoreceptors)</w:t>
+        <w:t xml:space="preserve"> 26.27.4 (def.), 26.27.10 (auxin), 26.28.19 (ABA), 26.28.25 (photoreceptors)</w:t>
       </w:r>
     </w:p>
     <w:p>
@@ -3258,7 +3265,7 @@
       </w:r>
       <w:r>
         <w:rPr/>
-        <w:t xml:space="preserve"> 26.3.38 (Pr, Pfr), 26.3.43 (etiolation)</w:t>
+        <w:t xml:space="preserve"> 26.29.38 (Pr, Pfr), 26.30.43 (etiolation)</w:t>
       </w:r>
     </w:p>
     <w:p>
@@ -3273,7 +3280,7 @@
       </w:r>
       <w:r>
         <w:rPr/>
-        <w:t xml:space="preserve"> 26.1.14 (cytokinins)</w:t>
+        <w:t xml:space="preserve"> 26.27.14 (cytokinins)</w:t>
       </w:r>
     </w:p>
     <w:p>
@@ -3288,7 +3295,7 @@
       </w:r>
       <w:r>
         <w:rPr/>
-        <w:t xml:space="preserve"> 26.2.27 (coiling tendrils)</w:t>
+        <w:t xml:space="preserve"> 26.28.27 (coiling tendrils)</w:t>
       </w:r>
     </w:p>
     <w:p>
@@ -3303,7 +3310,7 @@
       </w:r>
       <w:r>
         <w:rPr/>
-        <w:t xml:space="preserve"> 26.1.19 (ABA, stomata)</w:t>
+        <w:t xml:space="preserve"> 26.28.19 (ABA, stomata)</w:t>
       </w:r>
     </w:p>
     <w:p>
@@ -3318,7 +3325,7 @@
       </w:r>
       <w:r>
         <w:rPr/>
-        <w:t xml:space="preserve"> 26.1.14 (def.), 26.1.7 (hormone table)</w:t>
+        <w:t xml:space="preserve"> 26.27.14 (def.), 26.27.7 (hormone table)</w:t>
       </w:r>
     </w:p>
     <w:p>
@@ -3333,7 +3340,7 @@
       </w:r>
       <w:r>
         <w:rPr/>
-        <w:t xml:space="preserve"> 26.3.44 (far-red light)</w:t>
+        <w:t xml:space="preserve"> 26.30.44 (far-red light)</w:t>
       </w:r>
     </w:p>
     <w:p>
@@ -3348,7 +3355,7 @@
       </w:r>
       <w:r>
         <w:rPr/>
-        <w:t xml:space="preserve"> 26.3.41 (def.)</w:t>
+        <w:t xml:space="preserve"> 26.29.41 (def.)</w:t>
       </w:r>
     </w:p>
     <w:p>
@@ -3363,7 +3370,7 @@
       </w:r>
       <w:r>
         <w:rPr/>
-        <w:t xml:space="preserve"> 26.1.4 (def.), 26.2.26 (phototropin), 26.2.31 (Arabidopsis)</w:t>
+        <w:t xml:space="preserve"> 26.27.4 (def.), 26.28.26 (phototropin), 26.29.31 (Arabidopsis)</w:t>
       </w:r>
     </w:p>
     <w:p>
@@ -3378,7 +3385,7 @@
       </w:r>
       <w:r>
         <w:rPr/>
-        <w:t xml:space="preserve"> 26.2.33 (def.), 26.3.45 (dim light)</w:t>
+        <w:t xml:space="preserve"> 26.29.33 (def.), 26.30.45 (dim light)</w:t>
       </w:r>
     </w:p>
     <w:p>
@@ -3393,7 +3400,7 @@
       </w:r>
       <w:r>
         <w:rPr/>
-        <w:t xml:space="preserve"> 26.2.29 (def.)</w:t>
+        <w:t xml:space="preserve"> 26.29.29 (def.)</w:t>
       </w:r>
     </w:p>
     <w:p>
@@ -3408,7 +3415,7 @@
       </w:r>
       <w:r>
         <w:rPr/>
-        <w:t xml:space="preserve"> 26.1.3 (def.), 26.2.24 (tropisms), 26.2.33 (turgor movements)</w:t>
+        <w:t xml:space="preserve"> 26.27.3 (def.), 26.28.24 (tropisms), 26.29.33 (turgor movements)</w:t>
       </w:r>
     </w:p>
     <w:p>
@@ -3423,7 +3430,7 @@
       </w:r>
       <w:r>
         <w:rPr/>
-        <w:t xml:space="preserve"> 26.1.19 (ABA mechanism), 26.1.3 (light response)</w:t>
+        <w:t xml:space="preserve"> 26.28.19 (ABA mechanism), 26.27.3 (light response)</w:t>
       </w:r>
     </w:p>
     <w:p>
@@ -3438,7 +3445,7 @@
       </w:r>
       <w:r>
         <w:rPr/>
-        <w:t xml:space="preserve"> 26.2.27 (thigmotropism)</w:t>
+        <w:t xml:space="preserve"> 26.28.27 (thigmotropism)</w:t>
       </w:r>
     </w:p>
     <w:p>
@@ -3453,7 +3460,7 @@
       </w:r>
       <w:r>
         <w:rPr/>
-        <w:t xml:space="preserve"> 26.2.27 (def.)</w:t>
+        <w:t xml:space="preserve"> 26.28.27 (def.)</w:t>
       </w:r>
     </w:p>
     <w:p>
@@ -3468,7 +3475,7 @@
       </w:r>
       <w:r>
         <w:rPr/>
-        <w:t xml:space="preserve"> 26.2.27 (def.), 26.2.24 (tropisms)</w:t>
+        <w:t xml:space="preserve"> 26.28.27 (def.), 26.28.24 (tropisms)</w:t>
       </w:r>
     </w:p>
     <w:p>
@@ -3483,7 +3490,7 @@
       </w:r>
       <w:r>
         <w:rPr/>
-        <w:t xml:space="preserve"> 26.1.15 (callus)</w:t>
+        <w:t xml:space="preserve"> 26.28.15 (callus)</w:t>
       </w:r>
     </w:p>
     <w:p>
@@ -3498,7 +3505,7 @@
       </w:r>
       <w:r>
         <w:rPr/>
-        <w:t xml:space="preserve"> 26.1.22 (ripening)</w:t>
+        <w:t xml:space="preserve"> 26.28.22 (ripening)</w:t>
       </w:r>
     </w:p>
     <w:p>
@@ -3513,7 +3520,7 @@
       </w:r>
       <w:r>
         <w:rPr/>
-        <w:t xml:space="preserve"> 26.2.24 (def.), 26.1.8 (auxin), 26.2.29 (gravitropism)</w:t>
+        <w:t xml:space="preserve"> 26.28.24 (def.), 26.27.8 (auxin), 26.29.29 (gravitropism)</w:t>
       </w:r>
     </w:p>
     <w:p>
@@ -3528,7 +3535,7 @@
       </w:r>
       <w:r>
         <w:rPr/>
-        <w:t xml:space="preserve"> 26.2.34 (def.)</w:t>
+        <w:t xml:space="preserve"> 26.29.34 (def.)</w:t>
       </w:r>
     </w:p>
     <w:p>
@@ -3543,7 +3550,7 @@
       </w:r>
       <w:r>
         <w:rPr/>
-        <w:t xml:space="preserve"> 26.2.33 (def.)</w:t>
+        <w:t xml:space="preserve"> 26.29.33 (def.)</w:t>
       </w:r>
     </w:p>
     <w:p>
@@ -3558,7 +3565,7 @@
       </w:r>
       <w:r>
         <w:rPr/>
-        <w:t xml:space="preserve"> 26.1.10 (cell elongation), 26.2.35 (Mimosa)</w:t>
+        <w:t xml:space="preserve"> 26.27.10 (cell elongation), 26.29.35 (Mimosa)</w:t>
       </w:r>
     </w:p>
     <w:p>
@@ -3573,7 +3580,7 @@
       </w:r>
       <w:r>
         <w:rPr/>
-        <w:t xml:space="preserve"> 26.2.33 (turgor movement)</w:t>
+        <w:t xml:space="preserve"> 26.29.33 (turgor movement)</w:t>
       </w:r>
     </w:p>
     <w:p>
@@ -3588,7 +3595,7 @@
       </w:r>
       <w:r>
         <w:rPr/>
-        <w:t xml:space="preserve"> 26.1.17 (def.)</w:t>
+        <w:t xml:space="preserve"> 26.28.17 (def.)</w:t>
       </w:r>
     </w:p>
     <w:p>
@@ -3603,14 +3610,16 @@
       </w:r>
       <w:r>
         <w:rPr/>
-        <w:t xml:space="preserve"> (cytokinin) 26.1.7 (hormone table)</w:t>
+        <w:t xml:space="preserve"> (cytokinin) 26.27.7 (hormone table)</w:t>
       </w:r>
     </w:p>
     <w:sectPr>
       <w:type w:val="continuous"/>
       <w:pgSz w:w="12240" w:h="15840"/>
       <w:pgMar w:top="792" w:right="576" w:bottom="720" w:left="576" w:header="432" w:footer="360" w:gutter="0"/>
+      <w:pgNumType w:start="17"/>
       <w:cols w:space="288" w:num="2" w:sep="1"/>
+      <w:titlePg/>
       <w:docGrid w:linePitch="360"/>
     </w:sectPr>
   </w:body>
@@ -3634,7 +3643,33 @@
       <w:fldChar w:fldCharType="separate"/>
     </w:r>
     <w:r>
-      <w:t>1</w:t>
+      <w:t>17</w:t>
+    </w:r>
+    <w:r>
+      <w:fldChar w:fldCharType="end"/>
+    </w:r>
+  </w:p>
+</w:ftr>
+</file>
+
+<file path=word/footer2.xml><?xml version="1.0" encoding="utf-8"?>
+<w:ftr xmlns:m="http://schemas.openxmlformats.org/officeDocument/2006/math" xmlns:mc="http://schemas.openxmlformats.org/markup-compatibility/2006" xmlns:mo="http://schemas.microsoft.com/office/mac/office/2008/main" xmlns:mv="urn:schemas-microsoft-com:mac:vml" xmlns:o="urn:schemas-microsoft-com:office:office" xmlns:r="http://schemas.openxmlformats.org/officeDocument/2006/relationships" xmlns:v="urn:schemas-microsoft-com:vml" xmlns:w10="urn:schemas-microsoft-com:office:word" xmlns:w14="http://schemas.microsoft.com/office/word/2010/wordml" xmlns:w="http://schemas.openxmlformats.org/wordprocessingml/2006/main" xmlns:wne="http://schemas.microsoft.com/office/word/2006/wordml" xmlns:wp14="http://schemas.microsoft.com/office/word/2010/wordprocessingDrawing" xmlns:wp="http://schemas.openxmlformats.org/drawingml/2006/wordprocessingDrawing" xmlns:wpc="http://schemas.microsoft.com/office/word/2010/wordprocessingCanvas" xmlns:wpg="http://schemas.microsoft.com/office/word/2010/wordprocessingGroup" xmlns:wpi="http://schemas.microsoft.com/office/word/2010/wordprocessingInk" xmlns:wps="http://schemas.microsoft.com/office/word/2010/wordprocessingShape" mc:Ignorable="w14 wp14">
+  <w:p>
+    <w:pPr>
+      <w:pStyle w:val="Footer"/>
+      <w:jc w:val="center"/>
+    </w:pPr>
+    <w:r>
+      <w:fldChar w:fldCharType="begin"/>
+    </w:r>
+    <w:r>
+      <w:instrText xml:space="preserve"> PAGE </w:instrText>
+    </w:r>
+    <w:r>
+      <w:fldChar w:fldCharType="separate"/>
+    </w:r>
+    <w:r>
+      <w:t>17</w:t>
     </w:r>
     <w:r>
       <w:fldChar w:fldCharType="end"/>
@@ -3730,6 +3765,16 @@
       </w:rPr>
       <w:fldChar w:fldCharType="end"/>
     </w:r>
+  </w:p>
+</w:hdr>
+</file>
+
+<file path=word/header2.xml><?xml version="1.0" encoding="utf-8"?>
+<w:hdr xmlns:m="http://schemas.openxmlformats.org/officeDocument/2006/math" xmlns:mc="http://schemas.openxmlformats.org/markup-compatibility/2006" xmlns:mo="http://schemas.microsoft.com/office/mac/office/2008/main" xmlns:mv="urn:schemas-microsoft-com:mac:vml" xmlns:o="urn:schemas-microsoft-com:office:office" xmlns:r="http://schemas.openxmlformats.org/officeDocument/2006/relationships" xmlns:v="urn:schemas-microsoft-com:vml" xmlns:w10="urn:schemas-microsoft-com:office:word" xmlns:w14="http://schemas.microsoft.com/office/word/2010/wordml" xmlns:w="http://schemas.openxmlformats.org/wordprocessingml/2006/main" xmlns:wne="http://schemas.microsoft.com/office/word/2006/wordml" xmlns:wp14="http://schemas.microsoft.com/office/word/2010/wordprocessingDrawing" xmlns:wp="http://schemas.openxmlformats.org/drawingml/2006/wordprocessingDrawing" xmlns:wpc="http://schemas.microsoft.com/office/word/2010/wordprocessingCanvas" xmlns:wpg="http://schemas.microsoft.com/office/word/2010/wordprocessingGroup" xmlns:wpi="http://schemas.microsoft.com/office/word/2010/wordprocessingInk" xmlns:wps="http://schemas.microsoft.com/office/word/2010/wordprocessingShape" mc:Ignorable="w14 wp14">
+  <w:p>
+    <w:pPr>
+      <w:pStyle w:val="Header"/>
+    </w:pPr>
   </w:p>
 </w:hdr>
 </file>
@@ -3917,7 +3962,7 @@
         <w:ind w:left="172" w:hanging="172"/>
       </w:pPr>
       <w:rPr>
-        <w:rFonts w:ascii="Arial Narrow" w:hAnsi="Arial Narrow" w:cs="Arial Narrow"/>
+        <w:rFonts w:ascii="Handwriting Final" w:hAnsi="Handwriting Final" w:cs="Handwriting Final"/>
       </w:rPr>
     </w:lvl>
     <w:lvl w:ilvl="1">
@@ -3929,7 +3974,7 @@
         <w:ind w:left="356" w:hanging="172"/>
       </w:pPr>
       <w:rPr>
-        <w:rFonts w:ascii="Arial Narrow" w:hAnsi="Arial Narrow" w:cs="Arial Narrow"/>
+        <w:rFonts w:ascii="Handwriting Final" w:hAnsi="Handwriting Final" w:cs="Handwriting Final"/>
       </w:rPr>
     </w:lvl>
     <w:lvl w:ilvl="2">
@@ -3941,7 +3986,7 @@
         <w:ind w:left="540" w:hanging="172"/>
       </w:pPr>
       <w:rPr>
-        <w:rFonts w:ascii="Arial Narrow" w:hAnsi="Arial Narrow" w:cs="Arial Narrow"/>
+        <w:rFonts w:ascii="Handwriting Final" w:hAnsi="Handwriting Final" w:cs="Handwriting Final"/>
       </w:rPr>
     </w:lvl>
     <w:lvl w:ilvl="3">
@@ -3953,7 +3998,7 @@
         <w:ind w:left="724" w:hanging="172"/>
       </w:pPr>
       <w:rPr>
-        <w:rFonts w:ascii="Arial Narrow" w:hAnsi="Arial Narrow" w:cs="Arial Narrow"/>
+        <w:rFonts w:ascii="Handwriting Final" w:hAnsi="Handwriting Final" w:cs="Handwriting Final"/>
       </w:rPr>
     </w:lvl>
     <w:lvl w:ilvl="4">
@@ -3965,7 +4010,7 @@
         <w:ind w:left="908" w:hanging="172"/>
       </w:pPr>
       <w:rPr>
-        <w:rFonts w:ascii="Arial Narrow" w:hAnsi="Arial Narrow" w:cs="Arial Narrow"/>
+        <w:rFonts w:ascii="Handwriting Final" w:hAnsi="Handwriting Final" w:cs="Handwriting Final"/>
       </w:rPr>
     </w:lvl>
     <w:lvl w:ilvl="5">
@@ -3977,7 +4022,7 @@
         <w:ind w:left="1092" w:hanging="172"/>
       </w:pPr>
       <w:rPr>
-        <w:rFonts w:ascii="Arial Narrow" w:hAnsi="Arial Narrow" w:cs="Arial Narrow"/>
+        <w:rFonts w:ascii="Handwriting Final" w:hAnsi="Handwriting Final" w:cs="Handwriting Final"/>
       </w:rPr>
     </w:lvl>
     <w:lvl w:ilvl="6">
@@ -3989,7 +4034,7 @@
         <w:ind w:left="1276" w:hanging="172"/>
       </w:pPr>
       <w:rPr>
-        <w:rFonts w:ascii="Arial Narrow" w:hAnsi="Arial Narrow" w:cs="Arial Narrow"/>
+        <w:rFonts w:ascii="Handwriting Final" w:hAnsi="Handwriting Final" w:cs="Handwriting Final"/>
       </w:rPr>
     </w:lvl>
     <w:lvl w:ilvl="7">
@@ -4001,7 +4046,7 @@
         <w:ind w:left="1460" w:hanging="172"/>
       </w:pPr>
       <w:rPr>
-        <w:rFonts w:ascii="Arial Narrow" w:hAnsi="Arial Narrow" w:cs="Arial Narrow"/>
+        <w:rFonts w:ascii="Handwriting Final" w:hAnsi="Handwriting Final" w:cs="Handwriting Final"/>
       </w:rPr>
     </w:lvl>
     <w:lvl w:ilvl="8">
@@ -4013,7 +4058,7 @@
         <w:ind w:left="1644" w:hanging="172"/>
       </w:pPr>
       <w:rPr>
-        <w:rFonts w:ascii="Arial Narrow" w:hAnsi="Arial Narrow" w:cs="Arial Narrow"/>
+        <w:rFonts w:ascii="Handwriting Final" w:hAnsi="Handwriting Final" w:cs="Handwriting Final"/>
       </w:rPr>
     </w:lvl>
   </w:abstractNum>
@@ -4214,7 +4259,7 @@
       <w:spacing w:after="0" w:before="0" w:line="240" w:lineRule="auto"/>
     </w:pPr>
     <w:rPr>
-      <w:rFonts w:ascii="Arial Narrow" w:hAnsi="Arial Narrow" w:eastAsia="Arial Narrow"/>
+      <w:rFonts w:ascii="Handwriting Final" w:hAnsi="Handwriting Final" w:eastAsia="Handwriting Final"/>
       <w:sz w:val="23"/>
     </w:rPr>
   </w:style>
